--- a/docs/studyguides/introtocomplexnumbers.docx
+++ b/docs/studyguides/introtocomplexnumbers.docx
@@ -66,7 +66,7 @@
         <w:t xml:space="preserve">, as well as the concepts of real and imaginary parts, complex conjugates, and Argand diagrams.</w:t>
       </w:r>
     </w:p>
-    <w:bookmarkStart w:id="21" w:name="what-is-a-complex-number"/>
+    <w:bookmarkStart w:id="10" w:name="what-is-a-complex-number"/>
     <w:p>
       <w:pPr>
         <w:pStyle w:val="Heading1"/>
@@ -453,7 +453,7 @@
       <w:r>
         <w:t xml:space="preserve"> </w:t>
       </w:r>
-      <w:hyperlink r:id="rId20">
+      <w:hyperlink r:id="rId9">
         <w:r>
           <w:rPr>
             <w:rStyle w:val="Hyperlink"/>
@@ -494,8 +494,8 @@
         <w:t xml:space="preserve">This guide will focus on introducing the concept of a complex number, with the exact definition of complex numbers together with some initial examples of complex numbers. Then, the concepts of real and imaginary parts of complex numbers are explored, the complex conjugate is defined, and the pictorial representation of a complex number via Argand diagrams is explained.</w:t>
       </w:r>
     </w:p>
-    <w:bookmarkEnd w:id="21"/>
-    <w:bookmarkStart w:id="35" w:name="initial-definitions-of-complex-numbers"/>
+    <w:bookmarkEnd w:id="10"/>
+    <w:bookmarkStart w:id="24" w:name="initial-definitions-of-complex-numbers"/>
     <w:p>
       <w:pPr>
         <w:pStyle w:val="Heading1"/>
@@ -564,18 +564,18 @@
                 <wp:inline>
                   <wp:extent cx="152400" cy="152400"/>
                   <wp:effectExtent b="0" l="0" r="0" t="0"/>
-                  <wp:docPr descr="" title="" id="23" name="Picture"/>
+                  <wp:docPr descr="" title="" id="12" name="Picture"/>
                   <a:graphic>
                     <a:graphicData uri="http://schemas.openxmlformats.org/drawingml/2006/picture">
                       <pic:pic>
                         <pic:nvPicPr>
-                          <pic:cNvPr descr="/Applications/quarto/share/formats/docx/note.png" id="24" name="Picture"/>
+                          <pic:cNvPr descr="/Applications/quarto/share/formats/docx/note.png" id="13" name="Picture"/>
                           <pic:cNvPicPr>
                             <a:picLocks noChangeArrowheads="1" noChangeAspect="1"/>
                           </pic:cNvPicPr>
                         </pic:nvPicPr>
                         <pic:blipFill>
-                          <a:blip r:embed="rId22"/>
+                          <a:blip r:embed="rId11"/>
                           <a:stretch>
                             <a:fillRect/>
                           </a:stretch>
@@ -747,18 +747,18 @@
                 <wp:inline>
                   <wp:extent cx="152400" cy="152400"/>
                   <wp:effectExtent b="0" l="0" r="0" t="0"/>
-                  <wp:docPr descr="" title="" id="26" name="Picture"/>
+                  <wp:docPr descr="" title="" id="15" name="Picture"/>
                   <a:graphic>
                     <a:graphicData uri="http://schemas.openxmlformats.org/drawingml/2006/picture">
                       <pic:pic>
                         <pic:nvPicPr>
-                          <pic:cNvPr descr="/Applications/quarto/share/formats/docx/important.png" id="27" name="Picture"/>
+                          <pic:cNvPr descr="/Applications/quarto/share/formats/docx/important.png" id="16" name="Picture"/>
                           <pic:cNvPicPr>
                             <a:picLocks noChangeArrowheads="1" noChangeAspect="1"/>
                           </pic:cNvPicPr>
                         </pic:nvPicPr>
                         <pic:blipFill>
-                          <a:blip r:embed="rId25"/>
+                          <a:blip r:embed="rId14"/>
                           <a:stretch>
                             <a:fillRect/>
                           </a:stretch>
@@ -923,18 +923,18 @@
                 <wp:inline>
                   <wp:extent cx="152400" cy="152400"/>
                   <wp:effectExtent b="0" l="0" r="0" t="0"/>
-                  <wp:docPr descr="" title="" id="28" name="Picture"/>
+                  <wp:docPr descr="" title="" id="17" name="Picture"/>
                   <a:graphic>
                     <a:graphicData uri="http://schemas.openxmlformats.org/drawingml/2006/picture">
                       <pic:pic>
                         <pic:nvPicPr>
-                          <pic:cNvPr descr="/Applications/quarto/share/formats/docx/note.png" id="29" name="Picture"/>
+                          <pic:cNvPr descr="/Applications/quarto/share/formats/docx/note.png" id="18" name="Picture"/>
                           <pic:cNvPicPr>
                             <a:picLocks noChangeArrowheads="1" noChangeAspect="1"/>
                           </pic:cNvPicPr>
                         </pic:nvPicPr>
                         <pic:blipFill>
-                          <a:blip r:embed="rId22"/>
+                          <a:blip r:embed="rId11"/>
                           <a:stretch>
                             <a:fillRect/>
                           </a:stretch>
@@ -1123,18 +1123,18 @@
                 <wp:inline>
                   <wp:extent cx="152400" cy="152400"/>
                   <wp:effectExtent b="0" l="0" r="0" t="0"/>
-                  <wp:docPr descr="" title="" id="31" name="Picture"/>
+                  <wp:docPr descr="" title="" id="20" name="Picture"/>
                   <a:graphic>
                     <a:graphicData uri="http://schemas.openxmlformats.org/drawingml/2006/picture">
                       <pic:pic>
                         <pic:nvPicPr>
-                          <pic:cNvPr descr="/Applications/quarto/share/formats/docx/tip.png" id="32" name="Picture"/>
+                          <pic:cNvPr descr="/Applications/quarto/share/formats/docx/tip.png" id="21" name="Picture"/>
                           <pic:cNvPicPr>
                             <a:picLocks noChangeArrowheads="1" noChangeAspect="1"/>
                           </pic:cNvPicPr>
                         </pic:nvPicPr>
                         <pic:blipFill>
-                          <a:blip r:embed="rId30"/>
+                          <a:blip r:embed="rId19"/>
                           <a:stretch>
                             <a:fillRect/>
                           </a:stretch>
@@ -1199,8 +1199,8 @@
             <m:oMath>
               <m:r>
                 <m:rPr>
-                  <m:sty m:val="p"/>
                   <m:scr m:val="double-struck"/>
+                  <m:sty m:val="p"/>
                 </m:rPr>
                 <m:t>C</m:t>
               </m:r>
@@ -1329,19 +1329,21 @@
                 </m:rPr>
                 <m:t>sin</m:t>
               </m:r>
-              <m:d>
-                <m:dPr>
-                  <m:begChr m:val="("/>
-                  <m:sepChr m:val=""/>
-                  <m:endChr m:val=")"/>
-                  <m:grow/>
-                </m:dPr>
-                <m:e>
-                  <m:r>
-                    <m:t>x</m:t>
-                  </m:r>
-                </m:e>
-              </m:d>
+              <m:r>
+                <m:rPr>
+                  <m:sty m:val="p"/>
+                </m:rPr>
+                <m:t>(</m:t>
+              </m:r>
+              <m:r>
+                <m:t>x</m:t>
+              </m:r>
+              <m:r>
+                <m:rPr>
+                  <m:sty m:val="p"/>
+                </m:rPr>
+                <m:t>)</m:t>
+              </m:r>
             </m:oMath>
             <w:r>
               <w:t xml:space="preserve">.</w:t>
@@ -1399,18 +1401,18 @@
                 <wp:inline>
                   <wp:extent cx="152400" cy="152400"/>
                   <wp:effectExtent b="0" l="0" r="0" t="0"/>
-                  <wp:docPr descr="" title="" id="33" name="Picture"/>
+                  <wp:docPr descr="" title="" id="22" name="Picture"/>
                   <a:graphic>
                     <a:graphicData uri="http://schemas.openxmlformats.org/drawingml/2006/picture">
                       <pic:pic>
                         <pic:nvPicPr>
-                          <pic:cNvPr descr="/Applications/quarto/share/formats/docx/note.png" id="34" name="Picture"/>
+                          <pic:cNvPr descr="/Applications/quarto/share/formats/docx/note.png" id="23" name="Picture"/>
                           <pic:cNvPicPr>
                             <a:picLocks noChangeArrowheads="1" noChangeAspect="1"/>
                           </pic:cNvPicPr>
                         </pic:nvPicPr>
                         <pic:blipFill>
-                          <a:blip r:embed="rId22"/>
+                          <a:blip r:embed="rId11"/>
                           <a:stretch>
                             <a:fillRect/>
                           </a:stretch>
@@ -2020,8 +2022,8 @@
         <w:t xml:space="preserve">number.</w:t>
       </w:r>
     </w:p>
-    <w:bookmarkEnd w:id="35"/>
-    <w:bookmarkStart w:id="41" w:name="square-roots-of-negative-numbers"/>
+    <w:bookmarkEnd w:id="24"/>
+    <w:bookmarkStart w:id="30" w:name="square-roots-of-negative-numbers"/>
     <w:p>
       <w:pPr>
         <w:pStyle w:val="Heading1"/>
@@ -2155,27 +2157,29 @@
         <w:t xml:space="preserve"> </w:t>
       </w:r>
       <m:oMath>
+        <m:r>
+          <m:rPr>
+            <m:sty m:val="p"/>
+          </m:rPr>
+          <m:t>(</m:t>
+        </m:r>
+        <m:r>
+          <m:rPr>
+            <m:sty m:val="p"/>
+          </m:rPr>
+          <m:t>−</m:t>
+        </m:r>
+        <m:r>
+          <m:t>i</m:t>
+        </m:r>
         <m:sSup>
           <m:e>
-            <m:d>
-              <m:dPr>
-                <m:begChr m:val="("/>
-                <m:sepChr m:val=""/>
-                <m:endChr m:val=")"/>
-                <m:grow/>
-              </m:dPr>
-              <m:e>
-                <m:r>
-                  <m:rPr>
-                    <m:sty m:val="p"/>
-                  </m:rPr>
-                  <m:t>−</m:t>
-                </m:r>
-                <m:r>
-                  <m:t>i</m:t>
-                </m:r>
-              </m:e>
-            </m:d>
+            <m:r>
+              <m:rPr>
+                <m:sty m:val="p"/>
+              </m:rPr>
+              <m:t>)</m:t>
+            </m:r>
           </m:e>
           <m:sup>
             <m:r>
@@ -2193,7 +2197,7 @@
       <w:r>
         <w:t xml:space="preserve"> </w:t>
       </w:r>
-      <w:hyperlink r:id="rId36">
+      <w:hyperlink r:id="rId25">
         <w:r>
           <w:rPr>
             <w:rStyle w:val="Hyperlink"/>
@@ -2214,27 +2218,29 @@
           <m:jc m:val="center"/>
         </m:oMathParaPr>
         <m:oMath>
+          <m:r>
+            <m:rPr>
+              <m:sty m:val="p"/>
+            </m:rPr>
+            <m:t>(</m:t>
+          </m:r>
+          <m:r>
+            <m:rPr>
+              <m:sty m:val="p"/>
+            </m:rPr>
+            <m:t>−</m:t>
+          </m:r>
+          <m:r>
+            <m:t>i</m:t>
+          </m:r>
           <m:sSup>
             <m:e>
-              <m:d>
-                <m:dPr>
-                  <m:begChr m:val="("/>
-                  <m:sepChr m:val=""/>
-                  <m:endChr m:val=")"/>
-                  <m:grow/>
-                </m:dPr>
-                <m:e>
-                  <m:r>
-                    <m:rPr>
-                      <m:sty m:val="p"/>
-                    </m:rPr>
-                    <m:t>−</m:t>
-                  </m:r>
-                  <m:r>
-                    <m:t>i</m:t>
-                  </m:r>
-                </m:e>
-              </m:d>
+              <m:r>
+                <m:rPr>
+                  <m:sty m:val="p"/>
+                </m:rPr>
+                <m:t>)</m:t>
+              </m:r>
             </m:e>
             <m:sup>
               <m:r>
@@ -2248,36 +2254,38 @@
             </m:rPr>
             <m:t>=</m:t>
           </m:r>
+          <m:r>
+            <m:rPr>
+              <m:sty m:val="p"/>
+            </m:rPr>
+            <m:t>(</m:t>
+          </m:r>
+          <m:r>
+            <m:rPr>
+              <m:sty m:val="p"/>
+            </m:rPr>
+            <m:t>−</m:t>
+          </m:r>
+          <m:r>
+            <m:t>1</m:t>
+          </m:r>
+          <m:r>
+            <m:rPr>
+              <m:sty m:val="p"/>
+            </m:rPr>
+            <m:t>⋅</m:t>
+          </m:r>
+          <m:r>
+            <m:t>i</m:t>
+          </m:r>
           <m:sSup>
             <m:e>
-              <m:d>
-                <m:dPr>
-                  <m:begChr m:val="("/>
-                  <m:sepChr m:val=""/>
-                  <m:endChr m:val=")"/>
-                  <m:grow/>
-                </m:dPr>
-                <m:e>
-                  <m:r>
-                    <m:rPr>
-                      <m:sty m:val="p"/>
-                    </m:rPr>
-                    <m:t>−</m:t>
-                  </m:r>
-                  <m:r>
-                    <m:t>1</m:t>
-                  </m:r>
-                  <m:r>
-                    <m:rPr>
-                      <m:sty m:val="p"/>
-                    </m:rPr>
-                    <m:t>⋅</m:t>
-                  </m:r>
-                  <m:r>
-                    <m:t>i</m:t>
-                  </m:r>
-                </m:e>
-              </m:d>
+              <m:r>
+                <m:rPr>
+                  <m:sty m:val="p"/>
+                </m:rPr>
+                <m:t>)</m:t>
+              </m:r>
             </m:e>
             <m:sup>
               <m:r>
@@ -2291,27 +2299,29 @@
             </m:rPr>
             <m:t>=</m:t>
           </m:r>
+          <m:r>
+            <m:rPr>
+              <m:sty m:val="p"/>
+            </m:rPr>
+            <m:t>(</m:t>
+          </m:r>
+          <m:r>
+            <m:rPr>
+              <m:sty m:val="p"/>
+            </m:rPr>
+            <m:t>−</m:t>
+          </m:r>
+          <m:r>
+            <m:t>1</m:t>
+          </m:r>
           <m:sSup>
             <m:e>
-              <m:d>
-                <m:dPr>
-                  <m:begChr m:val="("/>
-                  <m:sepChr m:val=""/>
-                  <m:endChr m:val=")"/>
-                  <m:grow/>
-                </m:dPr>
-                <m:e>
-                  <m:r>
-                    <m:rPr>
-                      <m:sty m:val="p"/>
-                    </m:rPr>
-                    <m:t>−</m:t>
-                  </m:r>
-                  <m:r>
-                    <m:t>1</m:t>
-                  </m:r>
-                </m:e>
-              </m:d>
+              <m:r>
+                <m:rPr>
+                  <m:sty m:val="p"/>
+                </m:rPr>
+                <m:t>)</m:t>
+              </m:r>
             </m:e>
             <m:sup>
               <m:r>
@@ -2352,25 +2362,27 @@
             </m:rPr>
             <m:t>⋅</m:t>
           </m:r>
-          <m:d>
-            <m:dPr>
-              <m:begChr m:val="("/>
-              <m:sepChr m:val=""/>
-              <m:endChr m:val=")"/>
-              <m:grow/>
-            </m:dPr>
-            <m:e>
-              <m:r>
-                <m:rPr>
-                  <m:sty m:val="p"/>
-                </m:rPr>
-                <m:t>−</m:t>
-              </m:r>
-              <m:r>
-                <m:t>1</m:t>
-              </m:r>
-            </m:e>
-          </m:d>
+          <m:r>
+            <m:rPr>
+              <m:sty m:val="p"/>
+            </m:rPr>
+            <m:t>(</m:t>
+          </m:r>
+          <m:r>
+            <m:rPr>
+              <m:sty m:val="p"/>
+            </m:rPr>
+            <m:t>−</m:t>
+          </m:r>
+          <m:r>
+            <m:t>1</m:t>
+          </m:r>
+          <m:r>
+            <m:rPr>
+              <m:sty m:val="p"/>
+            </m:rPr>
+            <m:t>)</m:t>
+          </m:r>
           <m:r>
             <m:rPr>
               <m:sty m:val="p"/>
@@ -2559,18 +2571,18 @@
                 <wp:inline>
                   <wp:extent cx="152400" cy="152400"/>
                   <wp:effectExtent b="0" l="0" r="0" t="0"/>
-                  <wp:docPr descr="" title="" id="37" name="Picture"/>
+                  <wp:docPr descr="" title="" id="26" name="Picture"/>
                   <a:graphic>
                     <a:graphicData uri="http://schemas.openxmlformats.org/drawingml/2006/picture">
                       <pic:pic>
                         <pic:nvPicPr>
-                          <pic:cNvPr descr="/Applications/quarto/share/formats/docx/note.png" id="38" name="Picture"/>
+                          <pic:cNvPr descr="/Applications/quarto/share/formats/docx/note.png" id="27" name="Picture"/>
                           <pic:cNvPicPr>
                             <a:picLocks noChangeArrowheads="1" noChangeAspect="1"/>
                           </pic:cNvPicPr>
                         </pic:nvPicPr>
                         <pic:blipFill>
-                          <a:blip r:embed="rId22"/>
+                          <a:blip r:embed="rId11"/>
                           <a:stretch>
                             <a:fillRect/>
                           </a:stretch>
@@ -2761,8 +2773,8 @@
                 <m:r>
                   <m:rPr>
                     <m:nor/>
+                    <m:scr m:val="sans-serif"/>
                     <m:sty m:val="p"/>
-                    <m:scr m:val="sans-serif"/>
                   </m:rPr>
                   <m:t> and </m:t>
                 </m:r>
@@ -2856,18 +2868,18 @@
                 <wp:inline>
                   <wp:extent cx="152400" cy="152400"/>
                   <wp:effectExtent b="0" l="0" r="0" t="0"/>
-                  <wp:docPr descr="" title="" id="39" name="Picture"/>
+                  <wp:docPr descr="" title="" id="28" name="Picture"/>
                   <a:graphic>
                     <a:graphicData uri="http://schemas.openxmlformats.org/drawingml/2006/picture">
                       <pic:pic>
                         <pic:nvPicPr>
-                          <pic:cNvPr descr="/Applications/quarto/share/formats/docx/note.png" id="40" name="Picture"/>
+                          <pic:cNvPr descr="/Applications/quarto/share/formats/docx/note.png" id="29" name="Picture"/>
                           <pic:cNvPicPr>
                             <a:picLocks noChangeArrowheads="1" noChangeAspect="1"/>
                           </pic:cNvPicPr>
                         </pic:nvPicPr>
                         <pic:blipFill>
-                          <a:blip r:embed="rId22"/>
+                          <a:blip r:embed="rId11"/>
                           <a:stretch>
                             <a:fillRect/>
                           </a:stretch>
@@ -3138,8 +3150,8 @@
         </w:tc>
       </w:tr>
     </w:tbl>
-    <w:bookmarkEnd w:id="41"/>
-    <w:bookmarkStart w:id="49" w:name="real-and-imaginary-parts"/>
+    <w:bookmarkEnd w:id="30"/>
+    <w:bookmarkStart w:id="38" w:name="real-and-imaginary-parts"/>
     <w:p>
       <w:pPr>
         <w:pStyle w:val="Heading1"/>
@@ -3268,18 +3280,18 @@
                 <wp:inline>
                   <wp:extent cx="152400" cy="152400"/>
                   <wp:effectExtent b="0" l="0" r="0" t="0"/>
-                  <wp:docPr descr="" title="" id="42" name="Picture"/>
+                  <wp:docPr descr="" title="" id="31" name="Picture"/>
                   <a:graphic>
                     <a:graphicData uri="http://schemas.openxmlformats.org/drawingml/2006/picture">
                       <pic:pic>
                         <pic:nvPicPr>
-                          <pic:cNvPr descr="/Applications/quarto/share/formats/docx/note.png" id="43" name="Picture"/>
+                          <pic:cNvPr descr="/Applications/quarto/share/formats/docx/note.png" id="32" name="Picture"/>
                           <pic:cNvPicPr>
                             <a:picLocks noChangeArrowheads="1" noChangeAspect="1"/>
                           </pic:cNvPicPr>
                         </pic:nvPicPr>
                         <pic:blipFill>
-                          <a:blip r:embed="rId22"/>
+                          <a:blip r:embed="rId11"/>
                           <a:stretch>
                             <a:fillRect/>
                           </a:stretch>
@@ -3401,24 +3413,26 @@
               <m:r>
                 <m:rPr>
                   <m:nor/>
-                  <m:sty m:val="p"/>
                   <m:scr m:val="sans-serif"/>
+                  <m:sty m:val="p"/>
                 </m:rPr>
                 <m:t>Re</m:t>
               </m:r>
-              <m:d>
-                <m:dPr>
-                  <m:begChr m:val="("/>
-                  <m:sepChr m:val=""/>
-                  <m:endChr m:val=")"/>
-                  <m:grow/>
-                </m:dPr>
-                <m:e>
-                  <m:r>
-                    <m:t>z</m:t>
-                  </m:r>
-                </m:e>
-              </m:d>
+              <m:r>
+                <m:rPr>
+                  <m:sty m:val="p"/>
+                </m:rPr>
+                <m:t>(</m:t>
+              </m:r>
+              <m:r>
+                <m:t>z</m:t>
+              </m:r>
+              <m:r>
+                <m:rPr>
+                  <m:sty m:val="p"/>
+                </m:rPr>
+                <m:t>)</m:t>
+              </m:r>
             </m:oMath>
             <w:r>
               <w:t xml:space="preserve"> </w:t>
@@ -3447,24 +3461,26 @@
               <m:r>
                 <m:rPr>
                   <m:nor/>
-                  <m:sty m:val="p"/>
                   <m:scr m:val="sans-serif"/>
+                  <m:sty m:val="p"/>
                 </m:rPr>
                 <m:t>Re</m:t>
               </m:r>
-              <m:d>
-                <m:dPr>
-                  <m:begChr m:val="("/>
-                  <m:sepChr m:val=""/>
-                  <m:endChr m:val=")"/>
-                  <m:grow/>
-                </m:dPr>
-                <m:e>
-                  <m:r>
-                    <m:t>z</m:t>
-                  </m:r>
-                </m:e>
-              </m:d>
+              <m:r>
+                <m:rPr>
+                  <m:sty m:val="p"/>
+                </m:rPr>
+                <m:t>(</m:t>
+              </m:r>
+              <m:r>
+                <m:t>z</m:t>
+              </m:r>
+              <m:r>
+                <m:rPr>
+                  <m:sty m:val="p"/>
+                </m:rPr>
+                <m:t>)</m:t>
+              </m:r>
               <m:r>
                 <m:rPr>
                   <m:sty m:val="p"/>
@@ -3506,24 +3522,26 @@
               <m:r>
                 <m:rPr>
                   <m:nor/>
-                  <m:sty m:val="p"/>
                   <m:scr m:val="sans-serif"/>
+                  <m:sty m:val="p"/>
                 </m:rPr>
                 <m:t>Im</m:t>
               </m:r>
-              <m:d>
-                <m:dPr>
-                  <m:begChr m:val="("/>
-                  <m:sepChr m:val=""/>
-                  <m:endChr m:val=")"/>
-                  <m:grow/>
-                </m:dPr>
-                <m:e>
-                  <m:r>
-                    <m:t>z</m:t>
-                  </m:r>
-                </m:e>
-              </m:d>
+              <m:r>
+                <m:rPr>
+                  <m:sty m:val="p"/>
+                </m:rPr>
+                <m:t>(</m:t>
+              </m:r>
+              <m:r>
+                <m:t>z</m:t>
+              </m:r>
+              <m:r>
+                <m:rPr>
+                  <m:sty m:val="p"/>
+                </m:rPr>
+                <m:t>)</m:t>
+              </m:r>
             </m:oMath>
             <w:r>
               <w:t xml:space="preserve"> </w:t>
@@ -3552,24 +3570,26 @@
               <m:r>
                 <m:rPr>
                   <m:nor/>
-                  <m:sty m:val="p"/>
                   <m:scr m:val="sans-serif"/>
+                  <m:sty m:val="p"/>
                 </m:rPr>
                 <m:t>Im</m:t>
               </m:r>
-              <m:d>
-                <m:dPr>
-                  <m:begChr m:val="("/>
-                  <m:sepChr m:val=""/>
-                  <m:endChr m:val=")"/>
-                  <m:grow/>
-                </m:dPr>
-                <m:e>
-                  <m:r>
-                    <m:t>z</m:t>
-                  </m:r>
-                </m:e>
-              </m:d>
+              <m:r>
+                <m:rPr>
+                  <m:sty m:val="p"/>
+                </m:rPr>
+                <m:t>(</m:t>
+              </m:r>
+              <m:r>
+                <m:t>z</m:t>
+              </m:r>
+              <m:r>
+                <m:rPr>
+                  <m:sty m:val="p"/>
+                </m:rPr>
+                <m:t>)</m:t>
+              </m:r>
               <m:r>
                 <m:rPr>
                   <m:sty m:val="p"/>
@@ -3666,19 +3686,21 @@
                 </m:rPr>
                 <m:t>ℜ</m:t>
               </m:r>
-              <m:d>
-                <m:dPr>
-                  <m:begChr m:val="("/>
-                  <m:sepChr m:val=""/>
-                  <m:endChr m:val=")"/>
-                  <m:grow/>
-                </m:dPr>
-                <m:e>
-                  <m:r>
-                    <m:t>z</m:t>
-                  </m:r>
-                </m:e>
-              </m:d>
+              <m:r>
+                <m:rPr>
+                  <m:sty m:val="p"/>
+                </m:rPr>
+                <m:t>(</m:t>
+              </m:r>
+              <m:r>
+                <m:t>z</m:t>
+              </m:r>
+              <m:r>
+                <m:rPr>
+                  <m:sty m:val="p"/>
+                </m:rPr>
+                <m:t>)</m:t>
+              </m:r>
             </m:oMath>
             <w:r>
               <w:t xml:space="preserve">, and the imaginary part as</w:t>
@@ -3693,19 +3715,21 @@
                 </m:rPr>
                 <m:t>ℑ</m:t>
               </m:r>
-              <m:d>
-                <m:dPr>
-                  <m:begChr m:val="("/>
-                  <m:sepChr m:val=""/>
-                  <m:endChr m:val=")"/>
-                  <m:grow/>
-                </m:dPr>
-                <m:e>
-                  <m:r>
-                    <m:t>z</m:t>
-                  </m:r>
-                </m:e>
-              </m:d>
+              <m:r>
+                <m:rPr>
+                  <m:sty m:val="p"/>
+                </m:rPr>
+                <m:t>(</m:t>
+              </m:r>
+              <m:r>
+                <m:t>z</m:t>
+              </m:r>
+              <m:r>
+                <m:rPr>
+                  <m:sty m:val="p"/>
+                </m:rPr>
+                <m:t>)</m:t>
+              </m:r>
             </m:oMath>
             <w:r>
               <w:t xml:space="preserve">.</w:t>
@@ -3764,18 +3788,18 @@
                 <wp:inline>
                   <wp:extent cx="152400" cy="152400"/>
                   <wp:effectExtent b="0" l="0" r="0" t="0"/>
-                  <wp:docPr descr="" title="" id="45" name="Picture"/>
+                  <wp:docPr descr="" title="" id="34" name="Picture"/>
                   <a:graphic>
                     <a:graphicData uri="http://schemas.openxmlformats.org/drawingml/2006/picture">
                       <pic:pic>
                         <pic:nvPicPr>
-                          <pic:cNvPr descr="/Applications/quarto/share/formats/docx/warning.png" id="46" name="Picture"/>
+                          <pic:cNvPr descr="/Applications/quarto/share/formats/docx/warning.png" id="35" name="Picture"/>
                           <pic:cNvPicPr>
                             <a:picLocks noChangeArrowheads="1" noChangeAspect="1"/>
                           </pic:cNvPicPr>
                         </pic:nvPicPr>
                         <pic:blipFill>
-                          <a:blip r:embed="rId44"/>
+                          <a:blip r:embed="rId33"/>
                           <a:stretch>
                             <a:fillRect/>
                           </a:stretch>
@@ -3915,24 +3939,26 @@
         <m:r>
           <m:rPr>
             <m:nor/>
+            <m:scr m:val="sans-serif"/>
             <m:sty m:val="p"/>
-            <m:scr m:val="sans-serif"/>
           </m:rPr>
           <m:t>Im</m:t>
         </m:r>
-        <m:d>
-          <m:dPr>
-            <m:begChr m:val="("/>
-            <m:sepChr m:val=""/>
-            <m:endChr m:val=")"/>
-            <m:grow/>
-          </m:dPr>
-          <m:e>
-            <m:r>
-              <m:t>z</m:t>
-            </m:r>
-          </m:e>
-        </m:d>
+        <m:r>
+          <m:rPr>
+            <m:sty m:val="p"/>
+          </m:rPr>
+          <m:t>(</m:t>
+        </m:r>
+        <m:r>
+          <m:t>z</m:t>
+        </m:r>
+        <m:r>
+          <m:rPr>
+            <m:sty m:val="p"/>
+          </m:rPr>
+          <m:t>)</m:t>
+        </m:r>
         <m:r>
           <m:rPr>
             <m:sty m:val="p"/>
@@ -3967,24 +3993,26 @@
         <m:r>
           <m:rPr>
             <m:nor/>
+            <m:scr m:val="sans-serif"/>
             <m:sty m:val="p"/>
-            <m:scr m:val="sans-serif"/>
           </m:rPr>
           <m:t>Re</m:t>
         </m:r>
-        <m:d>
-          <m:dPr>
-            <m:begChr m:val="("/>
-            <m:sepChr m:val=""/>
-            <m:endChr m:val=")"/>
-            <m:grow/>
-          </m:dPr>
-          <m:e>
-            <m:r>
-              <m:t>z</m:t>
-            </m:r>
-          </m:e>
-        </m:d>
+        <m:r>
+          <m:rPr>
+            <m:sty m:val="p"/>
+          </m:rPr>
+          <m:t>(</m:t>
+        </m:r>
+        <m:r>
+          <m:t>z</m:t>
+        </m:r>
+        <m:r>
+          <m:rPr>
+            <m:sty m:val="p"/>
+          </m:rPr>
+          <m:t>)</m:t>
+        </m:r>
         <m:r>
           <m:rPr>
             <m:sty m:val="p"/>
@@ -4039,18 +4067,18 @@
                 <wp:inline>
                   <wp:extent cx="152400" cy="152400"/>
                   <wp:effectExtent b="0" l="0" r="0" t="0"/>
-                  <wp:docPr descr="" title="" id="47" name="Picture"/>
+                  <wp:docPr descr="" title="" id="36" name="Picture"/>
                   <a:graphic>
                     <a:graphicData uri="http://schemas.openxmlformats.org/drawingml/2006/picture">
                       <pic:pic>
                         <pic:nvPicPr>
-                          <pic:cNvPr descr="/Applications/quarto/share/formats/docx/note.png" id="48" name="Picture"/>
+                          <pic:cNvPr descr="/Applications/quarto/share/formats/docx/note.png" id="37" name="Picture"/>
                           <pic:cNvPicPr>
                             <a:picLocks noChangeArrowheads="1" noChangeAspect="1"/>
                           </pic:cNvPicPr>
                         </pic:nvPicPr>
                         <pic:blipFill>
-                          <a:blip r:embed="rId22"/>
+                          <a:blip r:embed="rId11"/>
                           <a:stretch>
                             <a:fillRect/>
                           </a:stretch>
@@ -4209,50 +4237,17 @@
               <m:r>
                 <m:rPr>
                   <m:nor/>
-                  <m:sty m:val="p"/>
                   <m:scr m:val="sans-serif"/>
+                  <m:sty m:val="p"/>
                 </m:rPr>
                 <m:t>Re</m:t>
               </m:r>
-              <m:d>
-                <m:dPr>
-                  <m:begChr m:val="("/>
-                  <m:sepChr m:val=""/>
-                  <m:endChr m:val=")"/>
-                  <m:grow/>
-                </m:dPr>
-                <m:e>
-                  <m:sSub>
-                    <m:e>
-                      <m:r>
-                        <m:t>z</m:t>
-                      </m:r>
-                    </m:e>
-                    <m:sub>
-                      <m:r>
-                        <m:t>1</m:t>
-                      </m:r>
-                    </m:sub>
-                  </m:sSub>
-                </m:e>
-              </m:d>
-              <m:r>
-                <m:rPr>
-                  <m:sty m:val="p"/>
-                </m:rPr>
-                <m:t>=</m:t>
-              </m:r>
-              <m:r>
-                <m:t>1</m:t>
-              </m:r>
-            </m:oMath>
-            <w:r>
-              <w:t xml:space="preserve">, and the imaginary part of</w:t>
-            </w:r>
-            <w:r>
-              <w:t xml:space="preserve"> </w:t>
-            </w:r>
-            <m:oMath>
+              <m:r>
+                <m:rPr>
+                  <m:sty m:val="p"/>
+                </m:rPr>
+                <m:t>(</m:t>
+              </m:r>
               <m:sSub>
                 <m:e>
                   <m:r>
@@ -4265,6 +4260,41 @@
                   </m:r>
                 </m:sub>
               </m:sSub>
+              <m:r>
+                <m:rPr>
+                  <m:sty m:val="p"/>
+                </m:rPr>
+                <m:t>)</m:t>
+              </m:r>
+              <m:r>
+                <m:rPr>
+                  <m:sty m:val="p"/>
+                </m:rPr>
+                <m:t>=</m:t>
+              </m:r>
+              <m:r>
+                <m:t>1</m:t>
+              </m:r>
+            </m:oMath>
+            <w:r>
+              <w:t xml:space="preserve">, and the imaginary part of</w:t>
+            </w:r>
+            <w:r>
+              <w:t xml:space="preserve"> </w:t>
+            </w:r>
+            <m:oMath>
+              <m:sSub>
+                <m:e>
+                  <m:r>
+                    <m:t>z</m:t>
+                  </m:r>
+                </m:e>
+                <m:sub>
+                  <m:r>
+                    <m:t>1</m:t>
+                  </m:r>
+                </m:sub>
+              </m:sSub>
             </m:oMath>
             <w:r>
               <w:t xml:space="preserve"> </w:t>
@@ -4279,33 +4309,35 @@
               <m:r>
                 <m:rPr>
                   <m:nor/>
-                  <m:sty m:val="p"/>
                   <m:scr m:val="sans-serif"/>
+                  <m:sty m:val="p"/>
                 </m:rPr>
                 <m:t>Im</m:t>
               </m:r>
-              <m:d>
-                <m:dPr>
-                  <m:begChr m:val="("/>
-                  <m:sepChr m:val=""/>
-                  <m:endChr m:val=")"/>
-                  <m:grow/>
-                </m:dPr>
+              <m:r>
+                <m:rPr>
+                  <m:sty m:val="p"/>
+                </m:rPr>
+                <m:t>(</m:t>
+              </m:r>
+              <m:sSub>
                 <m:e>
-                  <m:sSub>
-                    <m:e>
-                      <m:r>
-                        <m:t>z</m:t>
-                      </m:r>
-                    </m:e>
-                    <m:sub>
-                      <m:r>
-                        <m:t>1</m:t>
-                      </m:r>
-                    </m:sub>
-                  </m:sSub>
+                  <m:r>
+                    <m:t>z</m:t>
+                  </m:r>
                 </m:e>
-              </m:d>
+                <m:sub>
+                  <m:r>
+                    <m:t>1</m:t>
+                  </m:r>
+                </m:sub>
+              </m:sSub>
+              <m:r>
+                <m:rPr>
+                  <m:sty m:val="p"/>
+                </m:rPr>
+                <m:t>)</m:t>
+              </m:r>
               <m:r>
                 <m:rPr>
                   <m:sty m:val="p"/>
@@ -4387,56 +4419,17 @@
               <m:r>
                 <m:rPr>
                   <m:nor/>
-                  <m:sty m:val="p"/>
                   <m:scr m:val="sans-serif"/>
+                  <m:sty m:val="p"/>
                 </m:rPr>
                 <m:t>Re</m:t>
               </m:r>
-              <m:d>
-                <m:dPr>
-                  <m:begChr m:val="("/>
-                  <m:sepChr m:val=""/>
-                  <m:endChr m:val=")"/>
-                  <m:grow/>
-                </m:dPr>
-                <m:e>
-                  <m:sSub>
-                    <m:e>
-                      <m:r>
-                        <m:t>z</m:t>
-                      </m:r>
-                    </m:e>
-                    <m:sub>
-                      <m:r>
-                        <m:t>2</m:t>
-                      </m:r>
-                    </m:sub>
-                  </m:sSub>
-                </m:e>
-              </m:d>
-              <m:r>
-                <m:rPr>
-                  <m:sty m:val="p"/>
-                </m:rPr>
-                <m:t>=</m:t>
-              </m:r>
-              <m:r>
-                <m:rPr>
-                  <m:sty m:val="p"/>
-                </m:rPr>
-                <m:t>−</m:t>
-              </m:r>
-              <m:r>
-                <m:t>4</m:t>
-              </m:r>
-            </m:oMath>
-            <w:r>
-              <w:t xml:space="preserve">, and the imaginary part of</w:t>
-            </w:r>
-            <w:r>
-              <w:t xml:space="preserve"> </w:t>
-            </w:r>
-            <m:oMath>
+              <m:r>
+                <m:rPr>
+                  <m:sty m:val="p"/>
+                </m:rPr>
+                <m:t>(</m:t>
+              </m:r>
               <m:sSub>
                 <m:e>
                   <m:r>
@@ -4449,6 +4442,47 @@
                   </m:r>
                 </m:sub>
               </m:sSub>
+              <m:r>
+                <m:rPr>
+                  <m:sty m:val="p"/>
+                </m:rPr>
+                <m:t>)</m:t>
+              </m:r>
+              <m:r>
+                <m:rPr>
+                  <m:sty m:val="p"/>
+                </m:rPr>
+                <m:t>=</m:t>
+              </m:r>
+              <m:r>
+                <m:rPr>
+                  <m:sty m:val="p"/>
+                </m:rPr>
+                <m:t>−</m:t>
+              </m:r>
+              <m:r>
+                <m:t>4</m:t>
+              </m:r>
+            </m:oMath>
+            <w:r>
+              <w:t xml:space="preserve">, and the imaginary part of</w:t>
+            </w:r>
+            <w:r>
+              <w:t xml:space="preserve"> </w:t>
+            </w:r>
+            <m:oMath>
+              <m:sSub>
+                <m:e>
+                  <m:r>
+                    <m:t>z</m:t>
+                  </m:r>
+                </m:e>
+                <m:sub>
+                  <m:r>
+                    <m:t>2</m:t>
+                  </m:r>
+                </m:sub>
+              </m:sSub>
             </m:oMath>
             <w:r>
               <w:t xml:space="preserve"> </w:t>
@@ -4463,33 +4497,35 @@
               <m:r>
                 <m:rPr>
                   <m:nor/>
-                  <m:sty m:val="p"/>
                   <m:scr m:val="sans-serif"/>
+                  <m:sty m:val="p"/>
                 </m:rPr>
                 <m:t>Im</m:t>
               </m:r>
-              <m:d>
-                <m:dPr>
-                  <m:begChr m:val="("/>
-                  <m:sepChr m:val=""/>
-                  <m:endChr m:val=")"/>
-                  <m:grow/>
-                </m:dPr>
+              <m:r>
+                <m:rPr>
+                  <m:sty m:val="p"/>
+                </m:rPr>
+                <m:t>(</m:t>
+              </m:r>
+              <m:sSub>
                 <m:e>
-                  <m:sSub>
-                    <m:e>
-                      <m:r>
-                        <m:t>z</m:t>
-                      </m:r>
-                    </m:e>
-                    <m:sub>
-                      <m:r>
-                        <m:t>2</m:t>
-                      </m:r>
-                    </m:sub>
-                  </m:sSub>
+                  <m:r>
+                    <m:t>z</m:t>
+                  </m:r>
                 </m:e>
-              </m:d>
+                <m:sub>
+                  <m:r>
+                    <m:t>2</m:t>
+                  </m:r>
+                </m:sub>
+              </m:sSub>
+              <m:r>
+                <m:rPr>
+                  <m:sty m:val="p"/>
+                </m:rPr>
+                <m:t>)</m:t>
+              </m:r>
               <m:r>
                 <m:rPr>
                   <m:sty m:val="p"/>
@@ -4583,59 +4619,17 @@
               <m:r>
                 <m:rPr>
                   <m:nor/>
-                  <m:sty m:val="p"/>
                   <m:scr m:val="sans-serif"/>
+                  <m:sty m:val="p"/>
                 </m:rPr>
                 <m:t>Re</m:t>
               </m:r>
-              <m:d>
-                <m:dPr>
-                  <m:begChr m:val="("/>
-                  <m:sepChr m:val=""/>
-                  <m:endChr m:val=")"/>
-                  <m:grow/>
-                </m:dPr>
-                <m:e>
-                  <m:sSub>
-                    <m:e>
-                      <m:r>
-                        <m:t>z</m:t>
-                      </m:r>
-                    </m:e>
-                    <m:sub>
-                      <m:r>
-                        <m:t>3</m:t>
-                      </m:r>
-                    </m:sub>
-                  </m:sSub>
-                </m:e>
-              </m:d>
-              <m:r>
-                <m:rPr>
-                  <m:sty m:val="p"/>
-                </m:rPr>
-                <m:t>=</m:t>
-              </m:r>
-              <m:r>
-                <m:t>8</m:t>
-              </m:r>
-              <m:r>
-                <m:rPr>
-                  <m:sty m:val="p"/>
-                </m:rPr>
-                <m:t>/</m:t>
-              </m:r>
-              <m:r>
-                <m:t>3</m:t>
-              </m:r>
-            </m:oMath>
-            <w:r>
-              <w:t xml:space="preserve">, and the imaginary part of</w:t>
-            </w:r>
-            <w:r>
-              <w:t xml:space="preserve"> </w:t>
-            </w:r>
-            <m:oMath>
+              <m:r>
+                <m:rPr>
+                  <m:sty m:val="p"/>
+                </m:rPr>
+                <m:t>(</m:t>
+              </m:r>
               <m:sSub>
                 <m:e>
                   <m:r>
@@ -4648,6 +4642,50 @@
                   </m:r>
                 </m:sub>
               </m:sSub>
+              <m:r>
+                <m:rPr>
+                  <m:sty m:val="p"/>
+                </m:rPr>
+                <m:t>)</m:t>
+              </m:r>
+              <m:r>
+                <m:rPr>
+                  <m:sty m:val="p"/>
+                </m:rPr>
+                <m:t>=</m:t>
+              </m:r>
+              <m:r>
+                <m:t>8</m:t>
+              </m:r>
+              <m:r>
+                <m:rPr>
+                  <m:sty m:val="p"/>
+                </m:rPr>
+                <m:t>/</m:t>
+              </m:r>
+              <m:r>
+                <m:t>3</m:t>
+              </m:r>
+            </m:oMath>
+            <w:r>
+              <w:t xml:space="preserve">, and the imaginary part of</w:t>
+            </w:r>
+            <w:r>
+              <w:t xml:space="preserve"> </w:t>
+            </w:r>
+            <m:oMath>
+              <m:sSub>
+                <m:e>
+                  <m:r>
+                    <m:t>z</m:t>
+                  </m:r>
+                </m:e>
+                <m:sub>
+                  <m:r>
+                    <m:t>3</m:t>
+                  </m:r>
+                </m:sub>
+              </m:sSub>
             </m:oMath>
             <w:r>
               <w:t xml:space="preserve"> </w:t>
@@ -4662,33 +4700,35 @@
               <m:r>
                 <m:rPr>
                   <m:nor/>
-                  <m:sty m:val="p"/>
                   <m:scr m:val="sans-serif"/>
+                  <m:sty m:val="p"/>
                 </m:rPr>
                 <m:t>Im</m:t>
               </m:r>
-              <m:d>
-                <m:dPr>
-                  <m:begChr m:val="("/>
-                  <m:sepChr m:val=""/>
-                  <m:endChr m:val=")"/>
-                  <m:grow/>
-                </m:dPr>
+              <m:r>
+                <m:rPr>
+                  <m:sty m:val="p"/>
+                </m:rPr>
+                <m:t>(</m:t>
+              </m:r>
+              <m:sSub>
                 <m:e>
-                  <m:sSub>
-                    <m:e>
-                      <m:r>
-                        <m:t>z</m:t>
-                      </m:r>
-                    </m:e>
-                    <m:sub>
-                      <m:r>
-                        <m:t>3</m:t>
-                      </m:r>
-                    </m:sub>
-                  </m:sSub>
+                  <m:r>
+                    <m:t>z</m:t>
+                  </m:r>
                 </m:e>
-              </m:d>
+                <m:sub>
+                  <m:r>
+                    <m:t>3</m:t>
+                  </m:r>
+                </m:sub>
+              </m:sSub>
+              <m:r>
+                <m:rPr>
+                  <m:sty m:val="p"/>
+                </m:rPr>
+                <m:t>)</m:t>
+              </m:r>
               <m:r>
                 <m:rPr>
                   <m:sty m:val="p"/>
@@ -4785,56 +4825,17 @@
               <m:r>
                 <m:rPr>
                   <m:nor/>
-                  <m:sty m:val="p"/>
                   <m:scr m:val="sans-serif"/>
+                  <m:sty m:val="p"/>
                 </m:rPr>
                 <m:t>Re</m:t>
               </m:r>
-              <m:d>
-                <m:dPr>
-                  <m:begChr m:val="("/>
-                  <m:sepChr m:val=""/>
-                  <m:endChr m:val=")"/>
-                  <m:grow/>
-                </m:dPr>
-                <m:e>
-                  <m:sSub>
-                    <m:e>
-                      <m:r>
-                        <m:t>z</m:t>
-                      </m:r>
-                    </m:e>
-                    <m:sub>
-                      <m:r>
-                        <m:t>4</m:t>
-                      </m:r>
-                    </m:sub>
-                  </m:sSub>
-                </m:e>
-              </m:d>
-              <m:r>
-                <m:rPr>
-                  <m:sty m:val="p"/>
-                </m:rPr>
-                <m:t>=</m:t>
-              </m:r>
-              <m:r>
-                <m:rPr>
-                  <m:sty m:val="p"/>
-                </m:rPr>
-                <m:t>−</m:t>
-              </m:r>
-              <m:r>
-                <m:t>π</m:t>
-              </m:r>
-            </m:oMath>
-            <w:r>
-              <w:t xml:space="preserve">, and the imaginary part of</w:t>
-            </w:r>
-            <w:r>
-              <w:t xml:space="preserve"> </w:t>
-            </w:r>
-            <m:oMath>
+              <m:r>
+                <m:rPr>
+                  <m:sty m:val="p"/>
+                </m:rPr>
+                <m:t>(</m:t>
+              </m:r>
               <m:sSub>
                 <m:e>
                   <m:r>
@@ -4847,6 +4848,47 @@
                   </m:r>
                 </m:sub>
               </m:sSub>
+              <m:r>
+                <m:rPr>
+                  <m:sty m:val="p"/>
+                </m:rPr>
+                <m:t>)</m:t>
+              </m:r>
+              <m:r>
+                <m:rPr>
+                  <m:sty m:val="p"/>
+                </m:rPr>
+                <m:t>=</m:t>
+              </m:r>
+              <m:r>
+                <m:rPr>
+                  <m:sty m:val="p"/>
+                </m:rPr>
+                <m:t>−</m:t>
+              </m:r>
+              <m:r>
+                <m:t>π</m:t>
+              </m:r>
+            </m:oMath>
+            <w:r>
+              <w:t xml:space="preserve">, and the imaginary part of</w:t>
+            </w:r>
+            <w:r>
+              <w:t xml:space="preserve"> </w:t>
+            </w:r>
+            <m:oMath>
+              <m:sSub>
+                <m:e>
+                  <m:r>
+                    <m:t>z</m:t>
+                  </m:r>
+                </m:e>
+                <m:sub>
+                  <m:r>
+                    <m:t>4</m:t>
+                  </m:r>
+                </m:sub>
+              </m:sSub>
             </m:oMath>
             <w:r>
               <w:t xml:space="preserve"> </w:t>
@@ -4861,33 +4903,35 @@
               <m:r>
                 <m:rPr>
                   <m:nor/>
-                  <m:sty m:val="p"/>
                   <m:scr m:val="sans-serif"/>
+                  <m:sty m:val="p"/>
                 </m:rPr>
                 <m:t>Im</m:t>
               </m:r>
-              <m:d>
-                <m:dPr>
-                  <m:begChr m:val="("/>
-                  <m:sepChr m:val=""/>
-                  <m:endChr m:val=")"/>
-                  <m:grow/>
-                </m:dPr>
+              <m:r>
+                <m:rPr>
+                  <m:sty m:val="p"/>
+                </m:rPr>
+                <m:t>(</m:t>
+              </m:r>
+              <m:sSub>
                 <m:e>
-                  <m:sSub>
-                    <m:e>
-                      <m:r>
-                        <m:t>z</m:t>
-                      </m:r>
-                    </m:e>
-                    <m:sub>
-                      <m:r>
-                        <m:t>4</m:t>
-                      </m:r>
-                    </m:sub>
-                  </m:sSub>
+                  <m:r>
+                    <m:t>z</m:t>
+                  </m:r>
                 </m:e>
-              </m:d>
+                <m:sub>
+                  <m:r>
+                    <m:t>4</m:t>
+                  </m:r>
+                </m:sub>
+              </m:sSub>
+              <m:r>
+                <m:rPr>
+                  <m:sty m:val="p"/>
+                </m:rPr>
+                <m:t>)</m:t>
+              </m:r>
               <m:r>
                 <m:rPr>
                   <m:sty m:val="p"/>
@@ -4960,50 +5004,17 @@
               <m:r>
                 <m:rPr>
                   <m:nor/>
-                  <m:sty m:val="p"/>
                   <m:scr m:val="sans-serif"/>
+                  <m:sty m:val="p"/>
                 </m:rPr>
                 <m:t>Re</m:t>
               </m:r>
-              <m:d>
-                <m:dPr>
-                  <m:begChr m:val="("/>
-                  <m:sepChr m:val=""/>
-                  <m:endChr m:val=")"/>
-                  <m:grow/>
-                </m:dPr>
-                <m:e>
-                  <m:sSub>
-                    <m:e>
-                      <m:r>
-                        <m:t>z</m:t>
-                      </m:r>
-                    </m:e>
-                    <m:sub>
-                      <m:r>
-                        <m:t>5</m:t>
-                      </m:r>
-                    </m:sub>
-                  </m:sSub>
-                </m:e>
-              </m:d>
-              <m:r>
-                <m:rPr>
-                  <m:sty m:val="p"/>
-                </m:rPr>
-                <m:t>=</m:t>
-              </m:r>
-              <m:r>
-                <m:t>0</m:t>
-              </m:r>
-            </m:oMath>
-            <w:r>
-              <w:t xml:space="preserve">, as</w:t>
-            </w:r>
-            <w:r>
-              <w:t xml:space="preserve"> </w:t>
-            </w:r>
-            <m:oMath>
+              <m:r>
+                <m:rPr>
+                  <m:sty m:val="p"/>
+                </m:rPr>
+                <m:t>(</m:t>
+              </m:r>
               <m:sSub>
                 <m:e>
                   <m:r>
@@ -5020,38 +5031,20 @@
                 <m:rPr>
                   <m:sty m:val="p"/>
                 </m:rPr>
+                <m:t>)</m:t>
+              </m:r>
+              <m:r>
+                <m:rPr>
+                  <m:sty m:val="p"/>
+                </m:rPr>
                 <m:t>=</m:t>
               </m:r>
               <m:r>
-                <m:t>4</m:t>
-              </m:r>
-              <m:r>
-                <m:t>i</m:t>
-              </m:r>
-              <m:r>
-                <m:rPr>
-                  <m:sty m:val="p"/>
-                </m:rPr>
-                <m:t>=</m:t>
-              </m:r>
-              <m:r>
                 <m:t>0</m:t>
               </m:r>
-              <m:r>
-                <m:rPr>
-                  <m:sty m:val="p"/>
-                </m:rPr>
-                <m:t>+</m:t>
-              </m:r>
-              <m:r>
-                <m:t>4</m:t>
-              </m:r>
-              <m:r>
-                <m:t>i</m:t>
-              </m:r>
-            </m:oMath>
-            <w:r>
-              <w:t xml:space="preserve">. The imaginary part of</w:t>
+            </m:oMath>
+            <w:r>
+              <w:t xml:space="preserve">, as</w:t>
             </w:r>
             <w:r>
               <w:t xml:space="preserve"> </w:t>
@@ -5069,6 +5062,59 @@
                   </m:r>
                 </m:sub>
               </m:sSub>
+              <m:r>
+                <m:rPr>
+                  <m:sty m:val="p"/>
+                </m:rPr>
+                <m:t>=</m:t>
+              </m:r>
+              <m:r>
+                <m:t>4</m:t>
+              </m:r>
+              <m:r>
+                <m:t>i</m:t>
+              </m:r>
+              <m:r>
+                <m:rPr>
+                  <m:sty m:val="p"/>
+                </m:rPr>
+                <m:t>=</m:t>
+              </m:r>
+              <m:r>
+                <m:t>0</m:t>
+              </m:r>
+              <m:r>
+                <m:rPr>
+                  <m:sty m:val="p"/>
+                </m:rPr>
+                <m:t>+</m:t>
+              </m:r>
+              <m:r>
+                <m:t>4</m:t>
+              </m:r>
+              <m:r>
+                <m:t>i</m:t>
+              </m:r>
+            </m:oMath>
+            <w:r>
+              <w:t xml:space="preserve">. The imaginary part of</w:t>
+            </w:r>
+            <w:r>
+              <w:t xml:space="preserve"> </w:t>
+            </w:r>
+            <m:oMath>
+              <m:sSub>
+                <m:e>
+                  <m:r>
+                    <m:t>z</m:t>
+                  </m:r>
+                </m:e>
+                <m:sub>
+                  <m:r>
+                    <m:t>5</m:t>
+                  </m:r>
+                </m:sub>
+              </m:sSub>
             </m:oMath>
             <w:r>
               <w:t xml:space="preserve"> </w:t>
@@ -5083,33 +5129,35 @@
               <m:r>
                 <m:rPr>
                   <m:nor/>
-                  <m:sty m:val="p"/>
                   <m:scr m:val="sans-serif"/>
+                  <m:sty m:val="p"/>
                 </m:rPr>
                 <m:t>Im</m:t>
               </m:r>
-              <m:d>
-                <m:dPr>
-                  <m:begChr m:val="("/>
-                  <m:sepChr m:val=""/>
-                  <m:endChr m:val=")"/>
-                  <m:grow/>
-                </m:dPr>
+              <m:r>
+                <m:rPr>
+                  <m:sty m:val="p"/>
+                </m:rPr>
+                <m:t>(</m:t>
+              </m:r>
+              <m:sSub>
                 <m:e>
-                  <m:sSub>
-                    <m:e>
-                      <m:r>
-                        <m:t>z</m:t>
-                      </m:r>
-                    </m:e>
-                    <m:sub>
-                      <m:r>
-                        <m:t>5</m:t>
-                      </m:r>
-                    </m:sub>
-                  </m:sSub>
+                  <m:r>
+                    <m:t>z</m:t>
+                  </m:r>
                 </m:e>
-              </m:d>
+                <m:sub>
+                  <m:r>
+                    <m:t>5</m:t>
+                  </m:r>
+                </m:sub>
+              </m:sSub>
+              <m:r>
+                <m:rPr>
+                  <m:sty m:val="p"/>
+                </m:rPr>
+                <m:t>)</m:t>
+              </m:r>
               <m:r>
                 <m:rPr>
                   <m:sty m:val="p"/>
@@ -5179,56 +5227,17 @@
               <m:r>
                 <m:rPr>
                   <m:nor/>
-                  <m:sty m:val="p"/>
                   <m:scr m:val="sans-serif"/>
+                  <m:sty m:val="p"/>
                 </m:rPr>
                 <m:t>Re</m:t>
               </m:r>
-              <m:d>
-                <m:dPr>
-                  <m:begChr m:val="("/>
-                  <m:sepChr m:val=""/>
-                  <m:endChr m:val=")"/>
-                  <m:grow/>
-                </m:dPr>
-                <m:e>
-                  <m:sSub>
-                    <m:e>
-                      <m:r>
-                        <m:t>z</m:t>
-                      </m:r>
-                    </m:e>
-                    <m:sub>
-                      <m:r>
-                        <m:t>6</m:t>
-                      </m:r>
-                    </m:sub>
-                  </m:sSub>
-                </m:e>
-              </m:d>
-              <m:r>
-                <m:rPr>
-                  <m:sty m:val="p"/>
-                </m:rPr>
-                <m:t>=</m:t>
-              </m:r>
-              <m:r>
-                <m:rPr>
-                  <m:sty m:val="p"/>
-                </m:rPr>
-                <m:t>−</m:t>
-              </m:r>
-              <m:r>
-                <m:t>2</m:t>
-              </m:r>
-            </m:oMath>
-            <w:r>
-              <w:t xml:space="preserve">. The imaginary part of</w:t>
-            </w:r>
-            <w:r>
-              <w:t xml:space="preserve"> </w:t>
-            </w:r>
-            <m:oMath>
+              <m:r>
+                <m:rPr>
+                  <m:sty m:val="p"/>
+                </m:rPr>
+                <m:t>(</m:t>
+              </m:r>
               <m:sSub>
                 <m:e>
                   <m:r>
@@ -5241,6 +5250,47 @@
                   </m:r>
                 </m:sub>
               </m:sSub>
+              <m:r>
+                <m:rPr>
+                  <m:sty m:val="p"/>
+                </m:rPr>
+                <m:t>)</m:t>
+              </m:r>
+              <m:r>
+                <m:rPr>
+                  <m:sty m:val="p"/>
+                </m:rPr>
+                <m:t>=</m:t>
+              </m:r>
+              <m:r>
+                <m:rPr>
+                  <m:sty m:val="p"/>
+                </m:rPr>
+                <m:t>−</m:t>
+              </m:r>
+              <m:r>
+                <m:t>2</m:t>
+              </m:r>
+            </m:oMath>
+            <w:r>
+              <w:t xml:space="preserve">. The imaginary part of</w:t>
+            </w:r>
+            <w:r>
+              <w:t xml:space="preserve"> </w:t>
+            </w:r>
+            <m:oMath>
+              <m:sSub>
+                <m:e>
+                  <m:r>
+                    <m:t>z</m:t>
+                  </m:r>
+                </m:e>
+                <m:sub>
+                  <m:r>
+                    <m:t>6</m:t>
+                  </m:r>
+                </m:sub>
+              </m:sSub>
             </m:oMath>
             <w:r>
               <w:t xml:space="preserve"> </w:t>
@@ -5255,33 +5305,35 @@
               <m:r>
                 <m:rPr>
                   <m:nor/>
-                  <m:sty m:val="p"/>
                   <m:scr m:val="sans-serif"/>
+                  <m:sty m:val="p"/>
                 </m:rPr>
                 <m:t>Im</m:t>
               </m:r>
-              <m:d>
-                <m:dPr>
-                  <m:begChr m:val="("/>
-                  <m:sepChr m:val=""/>
-                  <m:endChr m:val=")"/>
-                  <m:grow/>
-                </m:dPr>
+              <m:r>
+                <m:rPr>
+                  <m:sty m:val="p"/>
+                </m:rPr>
+                <m:t>(</m:t>
+              </m:r>
+              <m:sSub>
                 <m:e>
-                  <m:sSub>
-                    <m:e>
-                      <m:r>
-                        <m:t>z</m:t>
-                      </m:r>
-                    </m:e>
-                    <m:sub>
-                      <m:r>
-                        <m:t>6</m:t>
-                      </m:r>
-                    </m:sub>
-                  </m:sSub>
+                  <m:r>
+                    <m:t>z</m:t>
+                  </m:r>
                 </m:e>
-              </m:d>
+                <m:sub>
+                  <m:r>
+                    <m:t>6</m:t>
+                  </m:r>
+                </m:sub>
+              </m:sSub>
+              <m:r>
+                <m:rPr>
+                  <m:sty m:val="p"/>
+                </m:rPr>
+                <m:t>)</m:t>
+              </m:r>
               <m:r>
                 <m:rPr>
                   <m:sty m:val="p"/>
@@ -5361,8 +5413,8 @@
         </w:tc>
       </w:tr>
     </w:tbl>
-    <w:bookmarkEnd w:id="49"/>
-    <w:bookmarkStart w:id="54" w:name="the-complex-conjugate"/>
+    <w:bookmarkEnd w:id="38"/>
+    <w:bookmarkStart w:id="43" w:name="the-complex-conjugate"/>
     <w:p>
       <w:pPr>
         <w:pStyle w:val="Heading1"/>
@@ -5529,18 +5581,18 @@
                 <wp:inline>
                   <wp:extent cx="152400" cy="152400"/>
                   <wp:effectExtent b="0" l="0" r="0" t="0"/>
-                  <wp:docPr descr="" title="" id="50" name="Picture"/>
+                  <wp:docPr descr="" title="" id="39" name="Picture"/>
                   <a:graphic>
                     <a:graphicData uri="http://schemas.openxmlformats.org/drawingml/2006/picture">
                       <pic:pic>
                         <pic:nvPicPr>
-                          <pic:cNvPr descr="/Applications/quarto/share/formats/docx/note.png" id="51" name="Picture"/>
+                          <pic:cNvPr descr="/Applications/quarto/share/formats/docx/note.png" id="40" name="Picture"/>
                           <pic:cNvPicPr>
                             <a:picLocks noChangeArrowheads="1" noChangeAspect="1"/>
                           </pic:cNvPicPr>
                         </pic:nvPicPr>
                         <pic:blipFill>
-                          <a:blip r:embed="rId22"/>
+                          <a:blip r:embed="rId11"/>
                           <a:stretch>
                             <a:fillRect/>
                           </a:stretch>
@@ -5829,18 +5881,18 @@
                 <wp:inline>
                   <wp:extent cx="152400" cy="152400"/>
                   <wp:effectExtent b="0" l="0" r="0" t="0"/>
-                  <wp:docPr descr="" title="" id="52" name="Picture"/>
+                  <wp:docPr descr="" title="" id="41" name="Picture"/>
                   <a:graphic>
                     <a:graphicData uri="http://schemas.openxmlformats.org/drawingml/2006/picture">
                       <pic:pic>
                         <pic:nvPicPr>
-                          <pic:cNvPr descr="/Applications/quarto/share/formats/docx/note.png" id="53" name="Picture"/>
+                          <pic:cNvPr descr="/Applications/quarto/share/formats/docx/note.png" id="42" name="Picture"/>
                           <pic:cNvPicPr>
                             <a:picLocks noChangeArrowheads="1" noChangeAspect="1"/>
                           </pic:cNvPicPr>
                         </pic:nvPicPr>
                         <pic:blipFill>
-                          <a:blip r:embed="rId22"/>
+                          <a:blip r:embed="rId11"/>
                           <a:stretch>
                             <a:fillRect/>
                           </a:stretch>
@@ -6609,24 +6661,76 @@
         <m:r>
           <m:rPr>
             <m:nor/>
+            <m:scr m:val="sans-serif"/>
             <m:sty m:val="p"/>
-            <m:scr m:val="sans-serif"/>
           </m:rPr>
           <m:t>Re</m:t>
         </m:r>
-        <m:d>
-          <m:dPr>
-            <m:begChr m:val="("/>
-            <m:sepChr m:val=""/>
-            <m:endChr m:val=")"/>
-            <m:grow/>
-          </m:dPr>
+        <m:r>
+          <m:rPr>
+            <m:sty m:val="p"/>
+          </m:rPr>
+          <m:t>(</m:t>
+        </m:r>
+        <m:r>
+          <m:t>z</m:t>
+        </m:r>
+        <m:r>
+          <m:rPr>
+            <m:sty m:val="p"/>
+          </m:rPr>
+          <m:t>)</m:t>
+        </m:r>
+        <m:r>
+          <m:rPr>
+            <m:sty m:val="p"/>
+          </m:rPr>
+          <m:t>=</m:t>
+        </m:r>
+        <m:r>
+          <m:t>a</m:t>
+        </m:r>
+      </m:oMath>
+      <w:r>
+        <w:t xml:space="preserve"> </w:t>
+      </w:r>
+      <w:r>
+        <w:t xml:space="preserve">then</w:t>
+      </w:r>
+      <w:r>
+        <w:t xml:space="preserve"> </w:t>
+      </w:r>
+      <m:oMath>
+        <m:r>
+          <m:rPr>
+            <m:nor/>
+            <m:scr m:val="sans-serif"/>
+            <m:sty m:val="p"/>
+          </m:rPr>
+          <m:t>Re</m:t>
+        </m:r>
+        <m:r>
+          <m:rPr>
+            <m:sty m:val="p"/>
+          </m:rPr>
+          <m:t>(</m:t>
+        </m:r>
+        <m:acc>
+          <m:accPr>
+            <m:chr m:val="‾"/>
+          </m:accPr>
           <m:e>
             <m:r>
               <m:t>z</m:t>
             </m:r>
           </m:e>
-        </m:d>
+        </m:acc>
+        <m:r>
+          <m:rPr>
+            <m:sty m:val="p"/>
+          </m:rPr>
+          <m:t>)</m:t>
+        </m:r>
         <m:r>
           <m:rPr>
             <m:sty m:val="p"/>
@@ -6638,10 +6742,7 @@
         </m:r>
       </m:oMath>
       <w:r>
-        <w:t xml:space="preserve"> </w:t>
-      </w:r>
-      <w:r>
-        <w:t xml:space="preserve">then</w:t>
+        <w:t xml:space="preserve">, and if</w:t>
       </w:r>
       <w:r>
         <w:t xml:space="preserve"> </w:t>
@@ -6650,31 +6751,26 @@
         <m:r>
           <m:rPr>
             <m:nor/>
+            <m:scr m:val="sans-serif"/>
             <m:sty m:val="p"/>
-            <m:scr m:val="sans-serif"/>
           </m:rPr>
-          <m:t>Re</m:t>
-        </m:r>
-        <m:d>
-          <m:dPr>
-            <m:begChr m:val="("/>
-            <m:sepChr m:val=""/>
-            <m:endChr m:val=")"/>
-            <m:grow/>
-          </m:dPr>
-          <m:e>
-            <m:acc>
-              <m:accPr>
-                <m:chr m:val="‾"/>
-              </m:accPr>
-              <m:e>
-                <m:r>
-                  <m:t>z</m:t>
-                </m:r>
-              </m:e>
-            </m:acc>
-          </m:e>
-        </m:d>
+          <m:t>Im</m:t>
+        </m:r>
+        <m:r>
+          <m:rPr>
+            <m:sty m:val="p"/>
+          </m:rPr>
+          <m:t>(</m:t>
+        </m:r>
+        <m:r>
+          <m:t>z</m:t>
+        </m:r>
+        <m:r>
+          <m:rPr>
+            <m:sty m:val="p"/>
+          </m:rPr>
+          <m:t>)</m:t>
+        </m:r>
         <m:r>
           <m:rPr>
             <m:sty m:val="p"/>
@@ -6682,11 +6778,14 @@
           <m:t>=</m:t>
         </m:r>
         <m:r>
-          <m:t>a</m:t>
+          <m:t>b</m:t>
         </m:r>
       </m:oMath>
       <w:r>
-        <w:t xml:space="preserve">, and if</w:t>
+        <w:t xml:space="preserve"> </w:t>
+      </w:r>
+      <w:r>
+        <w:t xml:space="preserve">then</w:t>
       </w:r>
       <w:r>
         <w:t xml:space="preserve"> </w:t>
@@ -6695,24 +6794,33 @@
         <m:r>
           <m:rPr>
             <m:nor/>
+            <m:scr m:val="sans-serif"/>
             <m:sty m:val="p"/>
-            <m:scr m:val="sans-serif"/>
           </m:rPr>
           <m:t>Im</m:t>
         </m:r>
-        <m:d>
-          <m:dPr>
-            <m:begChr m:val="("/>
-            <m:sepChr m:val=""/>
-            <m:endChr m:val=")"/>
-            <m:grow/>
-          </m:dPr>
+        <m:r>
+          <m:rPr>
+            <m:sty m:val="p"/>
+          </m:rPr>
+          <m:t>(</m:t>
+        </m:r>
+        <m:acc>
+          <m:accPr>
+            <m:chr m:val="‾"/>
+          </m:accPr>
           <m:e>
             <m:r>
               <m:t>z</m:t>
             </m:r>
           </m:e>
-        </m:d>
+        </m:acc>
+        <m:r>
+          <m:rPr>
+            <m:sty m:val="p"/>
+          </m:rPr>
+          <m:t>)</m:t>
+        </m:r>
         <m:r>
           <m:rPr>
             <m:sty m:val="p"/>
@@ -6720,54 +6828,6 @@
           <m:t>=</m:t>
         </m:r>
         <m:r>
-          <m:t>b</m:t>
-        </m:r>
-      </m:oMath>
-      <w:r>
-        <w:t xml:space="preserve"> </w:t>
-      </w:r>
-      <w:r>
-        <w:t xml:space="preserve">then</w:t>
-      </w:r>
-      <w:r>
-        <w:t xml:space="preserve"> </w:t>
-      </w:r>
-      <m:oMath>
-        <m:r>
-          <m:rPr>
-            <m:nor/>
-            <m:sty m:val="p"/>
-            <m:scr m:val="sans-serif"/>
-          </m:rPr>
-          <m:t>Im</m:t>
-        </m:r>
-        <m:d>
-          <m:dPr>
-            <m:begChr m:val="("/>
-            <m:sepChr m:val=""/>
-            <m:endChr m:val=")"/>
-            <m:grow/>
-          </m:dPr>
-          <m:e>
-            <m:acc>
-              <m:accPr>
-                <m:chr m:val="‾"/>
-              </m:accPr>
-              <m:e>
-                <m:r>
-                  <m:t>z</m:t>
-                </m:r>
-              </m:e>
-            </m:acc>
-          </m:e>
-        </m:d>
-        <m:r>
-          <m:rPr>
-            <m:sty m:val="p"/>
-          </m:rPr>
-          <m:t>=</m:t>
-        </m:r>
-        <m:r>
           <m:rPr>
             <m:sty m:val="p"/>
           </m:rPr>
@@ -6781,8 +6841,8 @@
         <w:t xml:space="preserve">.</w:t>
       </w:r>
     </w:p>
-    <w:bookmarkEnd w:id="54"/>
-    <w:bookmarkStart w:id="69" w:name="argand-diagrams"/>
+    <w:bookmarkEnd w:id="43"/>
+    <w:bookmarkStart w:id="58" w:name="argand-diagrams"/>
     <w:p>
       <w:pPr>
         <w:pStyle w:val="Heading1"/>
@@ -6848,8 +6908,8 @@
         </m:r>
         <m:r>
           <m:rPr>
+            <m:scr m:val="double-struck"/>
             <m:sty m:val="p"/>
-            <m:scr m:val="double-struck"/>
           </m:rPr>
           <m:t>R</m:t>
         </m:r>
@@ -6887,28 +6947,30 @@
         <w:t xml:space="preserve"> </w:t>
       </w:r>
       <m:oMath>
-        <m:d>
-          <m:dPr>
-            <m:begChr m:val="("/>
-            <m:sepChr m:val=""/>
-            <m:endChr m:val=")"/>
-            <m:grow/>
-          </m:dPr>
-          <m:e>
-            <m:r>
-              <m:t>a</m:t>
-            </m:r>
-            <m:r>
-              <m:rPr>
-                <m:sty m:val="p"/>
-              </m:rPr>
-              <m:t>,</m:t>
-            </m:r>
-            <m:r>
-              <m:t>b</m:t>
-            </m:r>
-          </m:e>
-        </m:d>
+        <m:r>
+          <m:rPr>
+            <m:sty m:val="p"/>
+          </m:rPr>
+          <m:t>(</m:t>
+        </m:r>
+        <m:r>
+          <m:t>a</m:t>
+        </m:r>
+        <m:r>
+          <m:rPr>
+            <m:sty m:val="p"/>
+          </m:rPr>
+          <m:t>,</m:t>
+        </m:r>
+        <m:r>
+          <m:t>b</m:t>
+        </m:r>
+        <m:r>
+          <m:rPr>
+            <m:sty m:val="p"/>
+          </m:rPr>
+          <m:t>)</m:t>
+        </m:r>
       </m:oMath>
       <w:r>
         <w:t xml:space="preserve"> </w:t>
@@ -7022,7 +7084,7 @@
       <w:tr>
         <w:tc>
           <w:tcPr/>
-          <w:bookmarkStart w:id="58" w:name="fig-1"/>
+          <w:bookmarkStart w:id="47" w:name="fig-1"/>
           <w:p>
             <w:pPr>
               <w:pStyle w:val="Compact"/>
@@ -7033,18 +7095,18 @@
                 <wp:inline>
                   <wp:extent cx="5755521" cy="2360925"/>
                   <wp:effectExtent b="0" l="0" r="0" t="0"/>
-                  <wp:docPr descr="" title="" id="56" name="Picture"/>
+                  <wp:docPr descr="" title="" id="45" name="Picture"/>
                   <a:graphic>
                     <a:graphicData uri="http://schemas.openxmlformats.org/drawingml/2006/picture">
                       <pic:pic>
                         <pic:nvPicPr>
-                          <pic:cNvPr descr="./FiguresPNG/introtocomplex-fig1-3.png" id="57" name="Picture"/>
+                          <pic:cNvPr descr="./FiguresPNG/introtocomplex-fig1-3.png" id="46" name="Picture"/>
                           <pic:cNvPicPr>
                             <a:picLocks noChangeArrowheads="1" noChangeAspect="1"/>
                           </pic:cNvPicPr>
                         </pic:nvPicPr>
                         <pic:blipFill>
-                          <a:blip r:embed="rId55"/>
+                          <a:blip r:embed="rId44"/>
                           <a:stretch>
                             <a:fillRect/>
                           </a:stretch>
@@ -7084,7 +7146,7 @@
               <w:t xml:space="preserve">Figure 1: A blank Argand diagram, with axes labelled Re and Im for real and imaginary parts respectively.</w:t>
             </w:r>
           </w:p>
-          <w:bookmarkEnd w:id="58"/>
+          <w:bookmarkEnd w:id="47"/>
         </w:tc>
       </w:tr>
     </w:tbl>
@@ -7134,104 +7196,112 @@
         <w:t xml:space="preserve"> </w:t>
       </w:r>
       <m:oMath>
-        <m:d>
-          <m:dPr>
-            <m:begChr m:val="("/>
-            <m:sepChr m:val=""/>
-            <m:endChr m:val=")"/>
-            <m:grow/>
-          </m:dPr>
-          <m:e>
-            <m:r>
-              <m:t>a</m:t>
-            </m:r>
-            <m:r>
-              <m:rPr>
-                <m:sty m:val="p"/>
-              </m:rPr>
-              <m:t>,</m:t>
-            </m:r>
-            <m:r>
-              <m:t>b</m:t>
-            </m:r>
-          </m:e>
-        </m:d>
+        <m:r>
+          <m:rPr>
+            <m:sty m:val="p"/>
+          </m:rPr>
+          <m:t>(</m:t>
+        </m:r>
+        <m:r>
+          <m:t>a</m:t>
+        </m:r>
+        <m:r>
+          <m:rPr>
+            <m:sty m:val="p"/>
+          </m:rPr>
+          <m:t>,</m:t>
+        </m:r>
+        <m:r>
+          <m:t>b</m:t>
+        </m:r>
+        <m:r>
+          <m:rPr>
+            <m:sty m:val="p"/>
+          </m:rPr>
+          <m:t>)</m:t>
+        </m:r>
         <m:r>
           <m:rPr>
             <m:sty m:val="p"/>
           </m:rPr>
           <m:t>=</m:t>
         </m:r>
-        <m:d>
-          <m:dPr>
-            <m:begChr m:val="("/>
-            <m:sepChr m:val=""/>
-            <m:endChr m:val=")"/>
-            <m:grow/>
-          </m:dPr>
-          <m:e>
-            <m:r>
-              <m:rPr>
-                <m:sty m:val="p"/>
-                <m:scr m:val="sans-serif"/>
-              </m:rPr>
-              <m:t>R</m:t>
-            </m:r>
-            <m:r>
-              <m:rPr>
-                <m:sty m:val="p"/>
-                <m:scr m:val="sans-serif"/>
-              </m:rPr>
-              <m:t>e</m:t>
-            </m:r>
-            <m:d>
-              <m:dPr>
-                <m:begChr m:val="("/>
-                <m:sepChr m:val=""/>
-                <m:endChr m:val=")"/>
-                <m:grow/>
-              </m:dPr>
-              <m:e>
-                <m:r>
-                  <m:t>z</m:t>
-                </m:r>
-              </m:e>
-            </m:d>
-            <m:r>
-              <m:rPr>
-                <m:sty m:val="p"/>
-              </m:rPr>
-              <m:t>,</m:t>
-            </m:r>
-            <m:r>
-              <m:rPr>
-                <m:sty m:val="p"/>
-                <m:scr m:val="sans-serif"/>
-              </m:rPr>
-              <m:t>I</m:t>
-            </m:r>
-            <m:r>
-              <m:rPr>
-                <m:sty m:val="p"/>
-                <m:scr m:val="sans-serif"/>
-              </m:rPr>
-              <m:t>m</m:t>
-            </m:r>
-            <m:d>
-              <m:dPr>
-                <m:begChr m:val="("/>
-                <m:sepChr m:val=""/>
-                <m:endChr m:val=")"/>
-                <m:grow/>
-              </m:dPr>
-              <m:e>
-                <m:r>
-                  <m:t>z</m:t>
-                </m:r>
-              </m:e>
-            </m:d>
-          </m:e>
-        </m:d>
+        <m:r>
+          <m:rPr>
+            <m:sty m:val="p"/>
+          </m:rPr>
+          <m:t>(</m:t>
+        </m:r>
+        <m:r>
+          <m:rPr>
+            <m:scr m:val="sans-serif"/>
+            <m:sty m:val="p"/>
+          </m:rPr>
+          <m:t>R</m:t>
+        </m:r>
+        <m:r>
+          <m:rPr>
+            <m:scr m:val="sans-serif"/>
+            <m:sty m:val="p"/>
+          </m:rPr>
+          <m:t>e</m:t>
+        </m:r>
+        <m:r>
+          <m:rPr>
+            <m:sty m:val="p"/>
+          </m:rPr>
+          <m:t>(</m:t>
+        </m:r>
+        <m:r>
+          <m:t>z</m:t>
+        </m:r>
+        <m:r>
+          <m:rPr>
+            <m:sty m:val="p"/>
+          </m:rPr>
+          <m:t>)</m:t>
+        </m:r>
+        <m:r>
+          <m:rPr>
+            <m:sty m:val="p"/>
+          </m:rPr>
+          <m:t>,</m:t>
+        </m:r>
+        <m:r>
+          <m:rPr>
+            <m:scr m:val="sans-serif"/>
+            <m:sty m:val="p"/>
+          </m:rPr>
+          <m:t>I</m:t>
+        </m:r>
+        <m:r>
+          <m:rPr>
+            <m:scr m:val="sans-serif"/>
+            <m:sty m:val="p"/>
+          </m:rPr>
+          <m:t>m</m:t>
+        </m:r>
+        <m:r>
+          <m:rPr>
+            <m:sty m:val="p"/>
+          </m:rPr>
+          <m:t>(</m:t>
+        </m:r>
+        <m:r>
+          <m:t>z</m:t>
+        </m:r>
+        <m:r>
+          <m:rPr>
+            <m:sty m:val="p"/>
+          </m:rPr>
+          <m:t>)</m:t>
+        </m:r>
+        <m:r>
+          <m:rPr>
+            <m:sty m:val="p"/>
+          </m:rPr>
+          <m:t>)</m:t>
+        </m:r>
       </m:oMath>
       <w:r>
         <w:t xml:space="preserve">. See</w:t>
@@ -7299,7 +7369,7 @@
       <w:tr>
         <w:tc>
           <w:tcPr/>
-          <w:bookmarkStart w:id="62" w:name="fig-2"/>
+          <w:bookmarkStart w:id="51" w:name="fig-2"/>
           <w:p>
             <w:pPr>
               <w:pStyle w:val="Compact"/>
@@ -7310,18 +7380,18 @@
                 <wp:inline>
                   <wp:extent cx="5755521" cy="2296703"/>
                   <wp:effectExtent b="0" l="0" r="0" t="0"/>
-                  <wp:docPr descr="" title="" id="60" name="Picture"/>
+                  <wp:docPr descr="" title="" id="49" name="Picture"/>
                   <a:graphic>
                     <a:graphicData uri="http://schemas.openxmlformats.org/drawingml/2006/picture">
                       <pic:pic>
                         <pic:nvPicPr>
-                          <pic:cNvPr descr="./FiguresPNG/introtocomplex-fig2-2.png" id="61" name="Picture"/>
+                          <pic:cNvPr descr="./FiguresPNG/introtocomplex-fig2-2.png" id="50" name="Picture"/>
                           <pic:cNvPicPr>
                             <a:picLocks noChangeArrowheads="1" noChangeAspect="1"/>
                           </pic:cNvPicPr>
                         </pic:nvPicPr>
                         <pic:blipFill>
-                          <a:blip r:embed="rId59"/>
+                          <a:blip r:embed="rId48"/>
                           <a:stretch>
                             <a:fillRect/>
                           </a:stretch>
@@ -7384,7 +7454,7 @@
               <w:t xml:space="preserve">displayed.</w:t>
             </w:r>
           </w:p>
-          <w:bookmarkEnd w:id="62"/>
+          <w:bookmarkEnd w:id="51"/>
         </w:tc>
       </w:tr>
     </w:tbl>
@@ -7436,18 +7506,18 @@
                 <wp:inline>
                   <wp:extent cx="152400" cy="152400"/>
                   <wp:effectExtent b="0" l="0" r="0" t="0"/>
-                  <wp:docPr descr="" title="" id="63" name="Picture"/>
+                  <wp:docPr descr="" title="" id="52" name="Picture"/>
                   <a:graphic>
                     <a:graphicData uri="http://schemas.openxmlformats.org/drawingml/2006/picture">
                       <pic:pic>
                         <pic:nvPicPr>
-                          <pic:cNvPr descr="/Applications/quarto/share/formats/docx/note.png" id="64" name="Picture"/>
+                          <pic:cNvPr descr="/Applications/quarto/share/formats/docx/note.png" id="53" name="Picture"/>
                           <pic:cNvPicPr>
                             <a:picLocks noChangeArrowheads="1" noChangeAspect="1"/>
                           </pic:cNvPicPr>
                         </pic:nvPicPr>
                         <pic:blipFill>
-                          <a:blip r:embed="rId22"/>
+                          <a:blip r:embed="rId11"/>
                           <a:stretch>
                             <a:fillRect/>
                           </a:stretch>
@@ -7606,50 +7676,17 @@
               <m:r>
                 <m:rPr>
                   <m:nor/>
-                  <m:sty m:val="p"/>
                   <m:scr m:val="sans-serif"/>
+                  <m:sty m:val="p"/>
                 </m:rPr>
                 <m:t>Re</m:t>
               </m:r>
-              <m:d>
-                <m:dPr>
-                  <m:begChr m:val="("/>
-                  <m:sepChr m:val=""/>
-                  <m:endChr m:val=")"/>
-                  <m:grow/>
-                </m:dPr>
-                <m:e>
-                  <m:sSub>
-                    <m:e>
-                      <m:r>
-                        <m:t>z</m:t>
-                      </m:r>
-                    </m:e>
-                    <m:sub>
-                      <m:r>
-                        <m:t>1</m:t>
-                      </m:r>
-                    </m:sub>
-                  </m:sSub>
-                </m:e>
-              </m:d>
-              <m:r>
-                <m:rPr>
-                  <m:sty m:val="p"/>
-                </m:rPr>
-                <m:t>=</m:t>
-              </m:r>
-              <m:r>
-                <m:t>1</m:t>
-              </m:r>
-            </m:oMath>
-            <w:r>
-              <w:t xml:space="preserve">, and the imaginary part of</w:t>
-            </w:r>
-            <w:r>
-              <w:t xml:space="preserve"> </w:t>
-            </w:r>
-            <m:oMath>
+              <m:r>
+                <m:rPr>
+                  <m:sty m:val="p"/>
+                </m:rPr>
+                <m:t>(</m:t>
+              </m:r>
               <m:sSub>
                 <m:e>
                   <m:r>
@@ -7662,6 +7699,41 @@
                   </m:r>
                 </m:sub>
               </m:sSub>
+              <m:r>
+                <m:rPr>
+                  <m:sty m:val="p"/>
+                </m:rPr>
+                <m:t>)</m:t>
+              </m:r>
+              <m:r>
+                <m:rPr>
+                  <m:sty m:val="p"/>
+                </m:rPr>
+                <m:t>=</m:t>
+              </m:r>
+              <m:r>
+                <m:t>1</m:t>
+              </m:r>
+            </m:oMath>
+            <w:r>
+              <w:t xml:space="preserve">, and the imaginary part of</w:t>
+            </w:r>
+            <w:r>
+              <w:t xml:space="preserve"> </w:t>
+            </w:r>
+            <m:oMath>
+              <m:sSub>
+                <m:e>
+                  <m:r>
+                    <m:t>z</m:t>
+                  </m:r>
+                </m:e>
+                <m:sub>
+                  <m:r>
+                    <m:t>1</m:t>
+                  </m:r>
+                </m:sub>
+              </m:sSub>
             </m:oMath>
             <w:r>
               <w:t xml:space="preserve"> </w:t>
@@ -7676,33 +7748,35 @@
               <m:r>
                 <m:rPr>
                   <m:nor/>
-                  <m:sty m:val="p"/>
                   <m:scr m:val="sans-serif"/>
+                  <m:sty m:val="p"/>
                 </m:rPr>
                 <m:t>Im</m:t>
               </m:r>
-              <m:d>
-                <m:dPr>
-                  <m:begChr m:val="("/>
-                  <m:sepChr m:val=""/>
-                  <m:endChr m:val=")"/>
-                  <m:grow/>
-                </m:dPr>
+              <m:r>
+                <m:rPr>
+                  <m:sty m:val="p"/>
+                </m:rPr>
+                <m:t>(</m:t>
+              </m:r>
+              <m:sSub>
                 <m:e>
-                  <m:sSub>
-                    <m:e>
-                      <m:r>
-                        <m:t>z</m:t>
-                      </m:r>
-                    </m:e>
-                    <m:sub>
-                      <m:r>
-                        <m:t>1</m:t>
-                      </m:r>
-                    </m:sub>
-                  </m:sSub>
+                  <m:r>
+                    <m:t>z</m:t>
+                  </m:r>
                 </m:e>
-              </m:d>
+                <m:sub>
+                  <m:r>
+                    <m:t>1</m:t>
+                  </m:r>
+                </m:sub>
+              </m:sSub>
+              <m:r>
+                <m:rPr>
+                  <m:sty m:val="p"/>
+                </m:rPr>
+                <m:t>)</m:t>
+              </m:r>
               <m:r>
                 <m:rPr>
                   <m:sty m:val="p"/>
@@ -7720,28 +7794,30 @@
               <w:t xml:space="preserve"> </w:t>
             </w:r>
             <m:oMath>
-              <m:d>
-                <m:dPr>
-                  <m:begChr m:val="("/>
-                  <m:sepChr m:val=""/>
-                  <m:endChr m:val=")"/>
-                  <m:grow/>
-                </m:dPr>
-                <m:e>
-                  <m:r>
-                    <m:t>1</m:t>
-                  </m:r>
-                  <m:r>
-                    <m:rPr>
-                      <m:sty m:val="p"/>
-                    </m:rPr>
-                    <m:t>,</m:t>
-                  </m:r>
-                  <m:r>
-                    <m:t>3</m:t>
-                  </m:r>
-                </m:e>
-              </m:d>
+              <m:r>
+                <m:rPr>
+                  <m:sty m:val="p"/>
+                </m:rPr>
+                <m:t>(</m:t>
+              </m:r>
+              <m:r>
+                <m:t>1</m:t>
+              </m:r>
+              <m:r>
+                <m:rPr>
+                  <m:sty m:val="p"/>
+                </m:rPr>
+                <m:t>,</m:t>
+              </m:r>
+              <m:r>
+                <m:t>3</m:t>
+              </m:r>
+              <m:r>
+                <m:rPr>
+                  <m:sty m:val="p"/>
+                </m:rPr>
+                <m:t>)</m:t>
+              </m:r>
             </m:oMath>
             <w:r>
               <w:t xml:space="preserve">.</w:t>
@@ -7814,56 +7890,17 @@
               <m:r>
                 <m:rPr>
                   <m:nor/>
-                  <m:sty m:val="p"/>
                   <m:scr m:val="sans-serif"/>
+                  <m:sty m:val="p"/>
                 </m:rPr>
                 <m:t>Re</m:t>
               </m:r>
-              <m:d>
-                <m:dPr>
-                  <m:begChr m:val="("/>
-                  <m:sepChr m:val=""/>
-                  <m:endChr m:val=")"/>
-                  <m:grow/>
-                </m:dPr>
-                <m:e>
-                  <m:sSub>
-                    <m:e>
-                      <m:r>
-                        <m:t>z</m:t>
-                      </m:r>
-                    </m:e>
-                    <m:sub>
-                      <m:r>
-                        <m:t>2</m:t>
-                      </m:r>
-                    </m:sub>
-                  </m:sSub>
-                </m:e>
-              </m:d>
-              <m:r>
-                <m:rPr>
-                  <m:sty m:val="p"/>
-                </m:rPr>
-                <m:t>=</m:t>
-              </m:r>
-              <m:r>
-                <m:rPr>
-                  <m:sty m:val="p"/>
-                </m:rPr>
-                <m:t>−</m:t>
-              </m:r>
-              <m:r>
-                <m:t>4</m:t>
-              </m:r>
-            </m:oMath>
-            <w:r>
-              <w:t xml:space="preserve">, and the imaginary part of</w:t>
-            </w:r>
-            <w:r>
-              <w:t xml:space="preserve"> </w:t>
-            </w:r>
-            <m:oMath>
+              <m:r>
+                <m:rPr>
+                  <m:sty m:val="p"/>
+                </m:rPr>
+                <m:t>(</m:t>
+              </m:r>
               <m:sSub>
                 <m:e>
                   <m:r>
@@ -7876,6 +7913,47 @@
                   </m:r>
                 </m:sub>
               </m:sSub>
+              <m:r>
+                <m:rPr>
+                  <m:sty m:val="p"/>
+                </m:rPr>
+                <m:t>)</m:t>
+              </m:r>
+              <m:r>
+                <m:rPr>
+                  <m:sty m:val="p"/>
+                </m:rPr>
+                <m:t>=</m:t>
+              </m:r>
+              <m:r>
+                <m:rPr>
+                  <m:sty m:val="p"/>
+                </m:rPr>
+                <m:t>−</m:t>
+              </m:r>
+              <m:r>
+                <m:t>4</m:t>
+              </m:r>
+            </m:oMath>
+            <w:r>
+              <w:t xml:space="preserve">, and the imaginary part of</w:t>
+            </w:r>
+            <w:r>
+              <w:t xml:space="preserve"> </w:t>
+            </w:r>
+            <m:oMath>
+              <m:sSub>
+                <m:e>
+                  <m:r>
+                    <m:t>z</m:t>
+                  </m:r>
+                </m:e>
+                <m:sub>
+                  <m:r>
+                    <m:t>2</m:t>
+                  </m:r>
+                </m:sub>
+              </m:sSub>
             </m:oMath>
             <w:r>
               <w:t xml:space="preserve"> </w:t>
@@ -7890,33 +7968,35 @@
               <m:r>
                 <m:rPr>
                   <m:nor/>
-                  <m:sty m:val="p"/>
                   <m:scr m:val="sans-serif"/>
+                  <m:sty m:val="p"/>
                 </m:rPr>
                 <m:t>Im</m:t>
               </m:r>
-              <m:d>
-                <m:dPr>
-                  <m:begChr m:val="("/>
-                  <m:sepChr m:val=""/>
-                  <m:endChr m:val=")"/>
-                  <m:grow/>
-                </m:dPr>
+              <m:r>
+                <m:rPr>
+                  <m:sty m:val="p"/>
+                </m:rPr>
+                <m:t>(</m:t>
+              </m:r>
+              <m:sSub>
                 <m:e>
-                  <m:sSub>
-                    <m:e>
-                      <m:r>
-                        <m:t>z</m:t>
-                      </m:r>
-                    </m:e>
-                    <m:sub>
-                      <m:r>
-                        <m:t>2</m:t>
-                      </m:r>
-                    </m:sub>
-                  </m:sSub>
+                  <m:r>
+                    <m:t>z</m:t>
+                  </m:r>
                 </m:e>
-              </m:d>
+                <m:sub>
+                  <m:r>
+                    <m:t>2</m:t>
+                  </m:r>
+                </m:sub>
+              </m:sSub>
+              <m:r>
+                <m:rPr>
+                  <m:sty m:val="p"/>
+                </m:rPr>
+                <m:t>)</m:t>
+              </m:r>
               <m:r>
                 <m:rPr>
                   <m:sty m:val="p"/>
@@ -7934,34 +8014,36 @@
               <w:t xml:space="preserve"> </w:t>
             </w:r>
             <m:oMath>
-              <m:d>
-                <m:dPr>
-                  <m:begChr m:val="("/>
-                  <m:sepChr m:val=""/>
-                  <m:endChr m:val=")"/>
-                  <m:grow/>
-                </m:dPr>
-                <m:e>
-                  <m:r>
-                    <m:rPr>
-                      <m:sty m:val="p"/>
-                    </m:rPr>
-                    <m:t>−</m:t>
-                  </m:r>
-                  <m:r>
-                    <m:t>4</m:t>
-                  </m:r>
-                  <m:r>
-                    <m:rPr>
-                      <m:sty m:val="p"/>
-                    </m:rPr>
-                    <m:t>,</m:t>
-                  </m:r>
-                  <m:r>
-                    <m:t>6</m:t>
-                  </m:r>
-                </m:e>
-              </m:d>
+              <m:r>
+                <m:rPr>
+                  <m:sty m:val="p"/>
+                </m:rPr>
+                <m:t>(</m:t>
+              </m:r>
+              <m:r>
+                <m:rPr>
+                  <m:sty m:val="p"/>
+                </m:rPr>
+                <m:t>−</m:t>
+              </m:r>
+              <m:r>
+                <m:t>4</m:t>
+              </m:r>
+              <m:r>
+                <m:rPr>
+                  <m:sty m:val="p"/>
+                </m:rPr>
+                <m:t>,</m:t>
+              </m:r>
+              <m:r>
+                <m:t>6</m:t>
+              </m:r>
+              <m:r>
+                <m:rPr>
+                  <m:sty m:val="p"/>
+                </m:rPr>
+                <m:t>)</m:t>
+              </m:r>
             </m:oMath>
             <w:r>
               <w:t xml:space="preserve">.</w:t>
@@ -8046,59 +8128,17 @@
               <m:r>
                 <m:rPr>
                   <m:nor/>
-                  <m:sty m:val="p"/>
                   <m:scr m:val="sans-serif"/>
+                  <m:sty m:val="p"/>
                 </m:rPr>
                 <m:t>Re</m:t>
               </m:r>
-              <m:d>
-                <m:dPr>
-                  <m:begChr m:val="("/>
-                  <m:sepChr m:val=""/>
-                  <m:endChr m:val=")"/>
-                  <m:grow/>
-                </m:dPr>
-                <m:e>
-                  <m:sSub>
-                    <m:e>
-                      <m:r>
-                        <m:t>z</m:t>
-                      </m:r>
-                    </m:e>
-                    <m:sub>
-                      <m:r>
-                        <m:t>3</m:t>
-                      </m:r>
-                    </m:sub>
-                  </m:sSub>
-                </m:e>
-              </m:d>
-              <m:r>
-                <m:rPr>
-                  <m:sty m:val="p"/>
-                </m:rPr>
-                <m:t>=</m:t>
-              </m:r>
-              <m:r>
-                <m:t>8</m:t>
-              </m:r>
-              <m:r>
-                <m:rPr>
-                  <m:sty m:val="p"/>
-                </m:rPr>
-                <m:t>/</m:t>
-              </m:r>
-              <m:r>
-                <m:t>3</m:t>
-              </m:r>
-            </m:oMath>
-            <w:r>
-              <w:t xml:space="preserve">, and the imaginary part of</w:t>
-            </w:r>
-            <w:r>
-              <w:t xml:space="preserve"> </w:t>
-            </w:r>
-            <m:oMath>
+              <m:r>
+                <m:rPr>
+                  <m:sty m:val="p"/>
+                </m:rPr>
+                <m:t>(</m:t>
+              </m:r>
               <m:sSub>
                 <m:e>
                   <m:r>
@@ -8111,6 +8151,50 @@
                   </m:r>
                 </m:sub>
               </m:sSub>
+              <m:r>
+                <m:rPr>
+                  <m:sty m:val="p"/>
+                </m:rPr>
+                <m:t>)</m:t>
+              </m:r>
+              <m:r>
+                <m:rPr>
+                  <m:sty m:val="p"/>
+                </m:rPr>
+                <m:t>=</m:t>
+              </m:r>
+              <m:r>
+                <m:t>8</m:t>
+              </m:r>
+              <m:r>
+                <m:rPr>
+                  <m:sty m:val="p"/>
+                </m:rPr>
+                <m:t>/</m:t>
+              </m:r>
+              <m:r>
+                <m:t>3</m:t>
+              </m:r>
+            </m:oMath>
+            <w:r>
+              <w:t xml:space="preserve">, and the imaginary part of</w:t>
+            </w:r>
+            <w:r>
+              <w:t xml:space="preserve"> </w:t>
+            </w:r>
+            <m:oMath>
+              <m:sSub>
+                <m:e>
+                  <m:r>
+                    <m:t>z</m:t>
+                  </m:r>
+                </m:e>
+                <m:sub>
+                  <m:r>
+                    <m:t>3</m:t>
+                  </m:r>
+                </m:sub>
+              </m:sSub>
             </m:oMath>
             <w:r>
               <w:t xml:space="preserve"> </w:t>
@@ -8125,33 +8209,35 @@
               <m:r>
                 <m:rPr>
                   <m:nor/>
-                  <m:sty m:val="p"/>
                   <m:scr m:val="sans-serif"/>
+                  <m:sty m:val="p"/>
                 </m:rPr>
                 <m:t>Im</m:t>
               </m:r>
-              <m:d>
-                <m:dPr>
-                  <m:begChr m:val="("/>
-                  <m:sepChr m:val=""/>
-                  <m:endChr m:val=")"/>
-                  <m:grow/>
-                </m:dPr>
+              <m:r>
+                <m:rPr>
+                  <m:sty m:val="p"/>
+                </m:rPr>
+                <m:t>(</m:t>
+              </m:r>
+              <m:sSub>
                 <m:e>
-                  <m:sSub>
-                    <m:e>
-                      <m:r>
-                        <m:t>z</m:t>
-                      </m:r>
-                    </m:e>
-                    <m:sub>
-                      <m:r>
-                        <m:t>3</m:t>
-                      </m:r>
-                    </m:sub>
-                  </m:sSub>
+                  <m:r>
+                    <m:t>z</m:t>
+                  </m:r>
                 </m:e>
-              </m:d>
+                <m:sub>
+                  <m:r>
+                    <m:t>3</m:t>
+                  </m:r>
+                </m:sub>
+              </m:sSub>
+              <m:r>
+                <m:rPr>
+                  <m:sty m:val="p"/>
+                </m:rPr>
+                <m:t>)</m:t>
+              </m:r>
               <m:r>
                 <m:rPr>
                   <m:sty m:val="p"/>
@@ -8184,52 +8270,54 @@
               <w:t xml:space="preserve"> </w:t>
             </w:r>
             <m:oMath>
-              <m:d>
-                <m:dPr>
-                  <m:begChr m:val="("/>
-                  <m:sepChr m:val=""/>
-                  <m:endChr m:val=")"/>
-                  <m:grow/>
-                </m:dPr>
-                <m:e>
-                  <m:r>
-                    <m:t>8</m:t>
-                  </m:r>
-                  <m:r>
-                    <m:rPr>
-                      <m:sty m:val="p"/>
-                    </m:rPr>
-                    <m:t>/</m:t>
-                  </m:r>
-                  <m:r>
-                    <m:t>3</m:t>
-                  </m:r>
-                  <m:r>
-                    <m:rPr>
-                      <m:sty m:val="p"/>
-                    </m:rPr>
-                    <m:t>,</m:t>
-                  </m:r>
-                  <m:r>
-                    <m:rPr>
-                      <m:sty m:val="p"/>
-                    </m:rPr>
-                    <m:t>−</m:t>
-                  </m:r>
-                  <m:r>
-                    <m:t>13</m:t>
-                  </m:r>
-                  <m:r>
-                    <m:rPr>
-                      <m:sty m:val="p"/>
-                    </m:rPr>
-                    <m:t>/</m:t>
-                  </m:r>
-                  <m:r>
-                    <m:t>5</m:t>
-                  </m:r>
-                </m:e>
-              </m:d>
+              <m:r>
+                <m:rPr>
+                  <m:sty m:val="p"/>
+                </m:rPr>
+                <m:t>(</m:t>
+              </m:r>
+              <m:r>
+                <m:t>8</m:t>
+              </m:r>
+              <m:r>
+                <m:rPr>
+                  <m:sty m:val="p"/>
+                </m:rPr>
+                <m:t>/</m:t>
+              </m:r>
+              <m:r>
+                <m:t>3</m:t>
+              </m:r>
+              <m:r>
+                <m:rPr>
+                  <m:sty m:val="p"/>
+                </m:rPr>
+                <m:t>,</m:t>
+              </m:r>
+              <m:r>
+                <m:rPr>
+                  <m:sty m:val="p"/>
+                </m:rPr>
+                <m:t>−</m:t>
+              </m:r>
+              <m:r>
+                <m:t>13</m:t>
+              </m:r>
+              <m:r>
+                <m:rPr>
+                  <m:sty m:val="p"/>
+                </m:rPr>
+                <m:t>/</m:t>
+              </m:r>
+              <m:r>
+                <m:t>5</m:t>
+              </m:r>
+              <m:r>
+                <m:rPr>
+                  <m:sty m:val="p"/>
+                </m:rPr>
+                <m:t>)</m:t>
+              </m:r>
             </m:oMath>
             <w:r>
               <w:t xml:space="preserve"> </w:t>
@@ -8305,56 +8393,17 @@
               <m:r>
                 <m:rPr>
                   <m:nor/>
-                  <m:sty m:val="p"/>
                   <m:scr m:val="sans-serif"/>
+                  <m:sty m:val="p"/>
                 </m:rPr>
                 <m:t>Re</m:t>
               </m:r>
-              <m:d>
-                <m:dPr>
-                  <m:begChr m:val="("/>
-                  <m:sepChr m:val=""/>
-                  <m:endChr m:val=")"/>
-                  <m:grow/>
-                </m:dPr>
-                <m:e>
-                  <m:sSub>
-                    <m:e>
-                      <m:r>
-                        <m:t>z</m:t>
-                      </m:r>
-                    </m:e>
-                    <m:sub>
-                      <m:r>
-                        <m:t>4</m:t>
-                      </m:r>
-                    </m:sub>
-                  </m:sSub>
-                </m:e>
-              </m:d>
-              <m:r>
-                <m:rPr>
-                  <m:sty m:val="p"/>
-                </m:rPr>
-                <m:t>=</m:t>
-              </m:r>
-              <m:r>
-                <m:rPr>
-                  <m:sty m:val="p"/>
-                </m:rPr>
-                <m:t>−</m:t>
-              </m:r>
-              <m:r>
-                <m:t>π</m:t>
-              </m:r>
-            </m:oMath>
-            <w:r>
-              <w:t xml:space="preserve">, and the imaginary part of</w:t>
-            </w:r>
-            <w:r>
-              <w:t xml:space="preserve"> </w:t>
-            </w:r>
-            <m:oMath>
+              <m:r>
+                <m:rPr>
+                  <m:sty m:val="p"/>
+                </m:rPr>
+                <m:t>(</m:t>
+              </m:r>
               <m:sSub>
                 <m:e>
                   <m:r>
@@ -8367,6 +8416,47 @@
                   </m:r>
                 </m:sub>
               </m:sSub>
+              <m:r>
+                <m:rPr>
+                  <m:sty m:val="p"/>
+                </m:rPr>
+                <m:t>)</m:t>
+              </m:r>
+              <m:r>
+                <m:rPr>
+                  <m:sty m:val="p"/>
+                </m:rPr>
+                <m:t>=</m:t>
+              </m:r>
+              <m:r>
+                <m:rPr>
+                  <m:sty m:val="p"/>
+                </m:rPr>
+                <m:t>−</m:t>
+              </m:r>
+              <m:r>
+                <m:t>π</m:t>
+              </m:r>
+            </m:oMath>
+            <w:r>
+              <w:t xml:space="preserve">, and the imaginary part of</w:t>
+            </w:r>
+            <w:r>
+              <w:t xml:space="preserve"> </w:t>
+            </w:r>
+            <m:oMath>
+              <m:sSub>
+                <m:e>
+                  <m:r>
+                    <m:t>z</m:t>
+                  </m:r>
+                </m:e>
+                <m:sub>
+                  <m:r>
+                    <m:t>4</m:t>
+                  </m:r>
+                </m:sub>
+              </m:sSub>
             </m:oMath>
             <w:r>
               <w:t xml:space="preserve"> </w:t>
@@ -8381,33 +8471,35 @@
               <m:r>
                 <m:rPr>
                   <m:nor/>
-                  <m:sty m:val="p"/>
                   <m:scr m:val="sans-serif"/>
+                  <m:sty m:val="p"/>
                 </m:rPr>
                 <m:t>Im</m:t>
               </m:r>
-              <m:d>
-                <m:dPr>
-                  <m:begChr m:val="("/>
-                  <m:sepChr m:val=""/>
-                  <m:endChr m:val=")"/>
-                  <m:grow/>
-                </m:dPr>
+              <m:r>
+                <m:rPr>
+                  <m:sty m:val="p"/>
+                </m:rPr>
+                <m:t>(</m:t>
+              </m:r>
+              <m:sSub>
                 <m:e>
-                  <m:sSub>
-                    <m:e>
-                      <m:r>
-                        <m:t>z</m:t>
-                      </m:r>
-                    </m:e>
-                    <m:sub>
-                      <m:r>
-                        <m:t>4</m:t>
-                      </m:r>
-                    </m:sub>
-                  </m:sSub>
+                  <m:r>
+                    <m:t>z</m:t>
+                  </m:r>
                 </m:e>
-              </m:d>
+                <m:sub>
+                  <m:r>
+                    <m:t>4</m:t>
+                  </m:r>
+                </m:sub>
+              </m:sSub>
+              <m:r>
+                <m:rPr>
+                  <m:sty m:val="p"/>
+                </m:rPr>
+                <m:t>)</m:t>
+              </m:r>
               <m:r>
                 <m:rPr>
                   <m:sty m:val="p"/>
@@ -8431,40 +8523,42 @@
               <w:t xml:space="preserve"> </w:t>
             </w:r>
             <m:oMath>
-              <m:d>
-                <m:dPr>
-                  <m:begChr m:val="("/>
-                  <m:sepChr m:val=""/>
-                  <m:endChr m:val=")"/>
-                  <m:grow/>
-                </m:dPr>
-                <m:e>
-                  <m:r>
-                    <m:rPr>
-                      <m:sty m:val="p"/>
-                    </m:rPr>
-                    <m:t>−</m:t>
-                  </m:r>
-                  <m:r>
-                    <m:t>π</m:t>
-                  </m:r>
-                  <m:r>
-                    <m:rPr>
-                      <m:sty m:val="p"/>
-                    </m:rPr>
-                    <m:t>,</m:t>
-                  </m:r>
-                  <m:r>
-                    <m:rPr>
-                      <m:sty m:val="p"/>
-                    </m:rPr>
-                    <m:t>−</m:t>
-                  </m:r>
-                  <m:r>
-                    <m:t>π</m:t>
-                  </m:r>
-                </m:e>
-              </m:d>
+              <m:r>
+                <m:rPr>
+                  <m:sty m:val="p"/>
+                </m:rPr>
+                <m:t>(</m:t>
+              </m:r>
+              <m:r>
+                <m:rPr>
+                  <m:sty m:val="p"/>
+                </m:rPr>
+                <m:t>−</m:t>
+              </m:r>
+              <m:r>
+                <m:t>π</m:t>
+              </m:r>
+              <m:r>
+                <m:rPr>
+                  <m:sty m:val="p"/>
+                </m:rPr>
+                <m:t>,</m:t>
+              </m:r>
+              <m:r>
+                <m:rPr>
+                  <m:sty m:val="p"/>
+                </m:rPr>
+                <m:t>−</m:t>
+              </m:r>
+              <m:r>
+                <m:t>π</m:t>
+              </m:r>
+              <m:r>
+                <m:rPr>
+                  <m:sty m:val="p"/>
+                </m:rPr>
+                <m:t>)</m:t>
+              </m:r>
             </m:oMath>
             <w:r>
               <w:t xml:space="preserve">.</w:t>
@@ -8522,50 +8616,17 @@
               <m:r>
                 <m:rPr>
                   <m:nor/>
-                  <m:sty m:val="p"/>
                   <m:scr m:val="sans-serif"/>
+                  <m:sty m:val="p"/>
                 </m:rPr>
                 <m:t>Re</m:t>
               </m:r>
-              <m:d>
-                <m:dPr>
-                  <m:begChr m:val="("/>
-                  <m:sepChr m:val=""/>
-                  <m:endChr m:val=")"/>
-                  <m:grow/>
-                </m:dPr>
-                <m:e>
-                  <m:sSub>
-                    <m:e>
-                      <m:r>
-                        <m:t>z</m:t>
-                      </m:r>
-                    </m:e>
-                    <m:sub>
-                      <m:r>
-                        <m:t>5</m:t>
-                      </m:r>
-                    </m:sub>
-                  </m:sSub>
-                </m:e>
-              </m:d>
-              <m:r>
-                <m:rPr>
-                  <m:sty m:val="p"/>
-                </m:rPr>
-                <m:t>=</m:t>
-              </m:r>
-              <m:r>
-                <m:t>0</m:t>
-              </m:r>
-            </m:oMath>
-            <w:r>
-              <w:t xml:space="preserve">, as</w:t>
-            </w:r>
-            <w:r>
-              <w:t xml:space="preserve"> </w:t>
-            </w:r>
-            <m:oMath>
+              <m:r>
+                <m:rPr>
+                  <m:sty m:val="p"/>
+                </m:rPr>
+                <m:t>(</m:t>
+              </m:r>
               <m:sSub>
                 <m:e>
                   <m:r>
@@ -8582,38 +8643,20 @@
                 <m:rPr>
                   <m:sty m:val="p"/>
                 </m:rPr>
+                <m:t>)</m:t>
+              </m:r>
+              <m:r>
+                <m:rPr>
+                  <m:sty m:val="p"/>
+                </m:rPr>
                 <m:t>=</m:t>
               </m:r>
               <m:r>
-                <m:t>4</m:t>
-              </m:r>
-              <m:r>
-                <m:t>i</m:t>
-              </m:r>
-              <m:r>
-                <m:rPr>
-                  <m:sty m:val="p"/>
-                </m:rPr>
-                <m:t>=</m:t>
-              </m:r>
-              <m:r>
                 <m:t>0</m:t>
               </m:r>
-              <m:r>
-                <m:rPr>
-                  <m:sty m:val="p"/>
-                </m:rPr>
-                <m:t>+</m:t>
-              </m:r>
-              <m:r>
-                <m:t>4</m:t>
-              </m:r>
-              <m:r>
-                <m:t>i</m:t>
-              </m:r>
-            </m:oMath>
-            <w:r>
-              <w:t xml:space="preserve">. The imaginary part of</w:t>
+            </m:oMath>
+            <w:r>
+              <w:t xml:space="preserve">, as</w:t>
             </w:r>
             <w:r>
               <w:t xml:space="preserve"> </w:t>
@@ -8631,6 +8674,59 @@
                   </m:r>
                 </m:sub>
               </m:sSub>
+              <m:r>
+                <m:rPr>
+                  <m:sty m:val="p"/>
+                </m:rPr>
+                <m:t>=</m:t>
+              </m:r>
+              <m:r>
+                <m:t>4</m:t>
+              </m:r>
+              <m:r>
+                <m:t>i</m:t>
+              </m:r>
+              <m:r>
+                <m:rPr>
+                  <m:sty m:val="p"/>
+                </m:rPr>
+                <m:t>=</m:t>
+              </m:r>
+              <m:r>
+                <m:t>0</m:t>
+              </m:r>
+              <m:r>
+                <m:rPr>
+                  <m:sty m:val="p"/>
+                </m:rPr>
+                <m:t>+</m:t>
+              </m:r>
+              <m:r>
+                <m:t>4</m:t>
+              </m:r>
+              <m:r>
+                <m:t>i</m:t>
+              </m:r>
+            </m:oMath>
+            <w:r>
+              <w:t xml:space="preserve">. The imaginary part of</w:t>
+            </w:r>
+            <w:r>
+              <w:t xml:space="preserve"> </w:t>
+            </w:r>
+            <m:oMath>
+              <m:sSub>
+                <m:e>
+                  <m:r>
+                    <m:t>z</m:t>
+                  </m:r>
+                </m:e>
+                <m:sub>
+                  <m:r>
+                    <m:t>5</m:t>
+                  </m:r>
+                </m:sub>
+              </m:sSub>
             </m:oMath>
             <w:r>
               <w:t xml:space="preserve"> </w:t>
@@ -8645,33 +8741,35 @@
               <m:r>
                 <m:rPr>
                   <m:nor/>
-                  <m:sty m:val="p"/>
                   <m:scr m:val="sans-serif"/>
+                  <m:sty m:val="p"/>
                 </m:rPr>
                 <m:t>Im</m:t>
               </m:r>
-              <m:d>
-                <m:dPr>
-                  <m:begChr m:val="("/>
-                  <m:sepChr m:val=""/>
-                  <m:endChr m:val=")"/>
-                  <m:grow/>
-                </m:dPr>
+              <m:r>
+                <m:rPr>
+                  <m:sty m:val="p"/>
+                </m:rPr>
+                <m:t>(</m:t>
+              </m:r>
+              <m:sSub>
                 <m:e>
-                  <m:sSub>
-                    <m:e>
-                      <m:r>
-                        <m:t>z</m:t>
-                      </m:r>
-                    </m:e>
-                    <m:sub>
-                      <m:r>
-                        <m:t>5</m:t>
-                      </m:r>
-                    </m:sub>
-                  </m:sSub>
+                  <m:r>
+                    <m:t>z</m:t>
+                  </m:r>
                 </m:e>
-              </m:d>
+                <m:sub>
+                  <m:r>
+                    <m:t>5</m:t>
+                  </m:r>
+                </m:sub>
+              </m:sSub>
+              <m:r>
+                <m:rPr>
+                  <m:sty m:val="p"/>
+                </m:rPr>
+                <m:t>)</m:t>
+              </m:r>
               <m:r>
                 <m:rPr>
                   <m:sty m:val="p"/>
@@ -8689,28 +8787,30 @@
               <w:t xml:space="preserve"> </w:t>
             </w:r>
             <m:oMath>
-              <m:d>
-                <m:dPr>
-                  <m:begChr m:val="("/>
-                  <m:sepChr m:val=""/>
-                  <m:endChr m:val=")"/>
-                  <m:grow/>
-                </m:dPr>
-                <m:e>
-                  <m:r>
-                    <m:t>0</m:t>
-                  </m:r>
-                  <m:r>
-                    <m:rPr>
-                      <m:sty m:val="p"/>
-                    </m:rPr>
-                    <m:t>,</m:t>
-                  </m:r>
-                  <m:r>
-                    <m:t>4</m:t>
-                  </m:r>
-                </m:e>
-              </m:d>
+              <m:r>
+                <m:rPr>
+                  <m:sty m:val="p"/>
+                </m:rPr>
+                <m:t>(</m:t>
+              </m:r>
+              <m:r>
+                <m:t>0</m:t>
+              </m:r>
+              <m:r>
+                <m:rPr>
+                  <m:sty m:val="p"/>
+                </m:rPr>
+                <m:t>,</m:t>
+              </m:r>
+              <m:r>
+                <m:t>4</m:t>
+              </m:r>
+              <m:r>
+                <m:rPr>
+                  <m:sty m:val="p"/>
+                </m:rPr>
+                <m:t>)</m:t>
+              </m:r>
             </m:oMath>
             <w:r>
               <w:t xml:space="preserve">, on the</w:t>
@@ -8782,56 +8882,17 @@
               <m:r>
                 <m:rPr>
                   <m:nor/>
-                  <m:sty m:val="p"/>
                   <m:scr m:val="sans-serif"/>
+                  <m:sty m:val="p"/>
                 </m:rPr>
                 <m:t>Re</m:t>
               </m:r>
-              <m:d>
-                <m:dPr>
-                  <m:begChr m:val="("/>
-                  <m:sepChr m:val=""/>
-                  <m:endChr m:val=")"/>
-                  <m:grow/>
-                </m:dPr>
-                <m:e>
-                  <m:sSub>
-                    <m:e>
-                      <m:r>
-                        <m:t>z</m:t>
-                      </m:r>
-                    </m:e>
-                    <m:sub>
-                      <m:r>
-                        <m:t>6</m:t>
-                      </m:r>
-                    </m:sub>
-                  </m:sSub>
-                </m:e>
-              </m:d>
-              <m:r>
-                <m:rPr>
-                  <m:sty m:val="p"/>
-                </m:rPr>
-                <m:t>=</m:t>
-              </m:r>
-              <m:r>
-                <m:rPr>
-                  <m:sty m:val="p"/>
-                </m:rPr>
-                <m:t>−</m:t>
-              </m:r>
-              <m:r>
-                <m:t>2</m:t>
-              </m:r>
-            </m:oMath>
-            <w:r>
-              <w:t xml:space="preserve">. The imaginary part of</w:t>
-            </w:r>
-            <w:r>
-              <w:t xml:space="preserve"> </w:t>
-            </w:r>
-            <m:oMath>
+              <m:r>
+                <m:rPr>
+                  <m:sty m:val="p"/>
+                </m:rPr>
+                <m:t>(</m:t>
+              </m:r>
               <m:sSub>
                 <m:e>
                   <m:r>
@@ -8844,47 +8905,12 @@
                   </m:r>
                 </m:sub>
               </m:sSub>
-            </m:oMath>
-            <w:r>
-              <w:t xml:space="preserve"> </w:t>
-            </w:r>
-            <w:r>
-              <w:t xml:space="preserve">is</w:t>
-            </w:r>
-            <w:r>
-              <w:t xml:space="preserve"> </w:t>
-            </w:r>
-            <m:oMath>
-              <m:r>
-                <m:rPr>
-                  <m:nor/>
-                  <m:sty m:val="p"/>
-                  <m:scr m:val="sans-serif"/>
-                </m:rPr>
-                <m:t>Im</m:t>
-              </m:r>
-              <m:d>
-                <m:dPr>
-                  <m:begChr m:val="("/>
-                  <m:sepChr m:val=""/>
-                  <m:endChr m:val=")"/>
-                  <m:grow/>
-                </m:dPr>
-                <m:e>
-                  <m:sSub>
-                    <m:e>
-                      <m:r>
-                        <m:t>z</m:t>
-                      </m:r>
-                    </m:e>
-                    <m:sub>
-                      <m:r>
-                        <m:t>6</m:t>
-                      </m:r>
-                    </m:sub>
-                  </m:sSub>
-                </m:e>
-              </m:d>
+              <m:r>
+                <m:rPr>
+                  <m:sty m:val="p"/>
+                </m:rPr>
+                <m:t>)</m:t>
+              </m:r>
               <m:r>
                 <m:rPr>
                   <m:sty m:val="p"/>
@@ -8892,11 +8918,17 @@
                 <m:t>=</m:t>
               </m:r>
               <m:r>
-                <m:t>0</m:t>
-              </m:r>
-            </m:oMath>
-            <w:r>
-              <w:t xml:space="preserve">, as</w:t>
+                <m:rPr>
+                  <m:sty m:val="p"/>
+                </m:rPr>
+                <m:t>−</m:t>
+              </m:r>
+              <m:r>
+                <m:t>2</m:t>
+              </m:r>
+            </m:oMath>
+            <w:r>
+              <w:t xml:space="preserve">. The imaginary part of</w:t>
             </w:r>
             <w:r>
               <w:t xml:space="preserve"> </w:t>
@@ -8914,6 +8946,49 @@
                   </m:r>
                 </m:sub>
               </m:sSub>
+            </m:oMath>
+            <w:r>
+              <w:t xml:space="preserve"> </w:t>
+            </w:r>
+            <w:r>
+              <w:t xml:space="preserve">is</w:t>
+            </w:r>
+            <w:r>
+              <w:t xml:space="preserve"> </w:t>
+            </w:r>
+            <m:oMath>
+              <m:r>
+                <m:rPr>
+                  <m:nor/>
+                  <m:scr m:val="sans-serif"/>
+                  <m:sty m:val="p"/>
+                </m:rPr>
+                <m:t>Im</m:t>
+              </m:r>
+              <m:r>
+                <m:rPr>
+                  <m:sty m:val="p"/>
+                </m:rPr>
+                <m:t>(</m:t>
+              </m:r>
+              <m:sSub>
+                <m:e>
+                  <m:r>
+                    <m:t>z</m:t>
+                  </m:r>
+                </m:e>
+                <m:sub>
+                  <m:r>
+                    <m:t>6</m:t>
+                  </m:r>
+                </m:sub>
+              </m:sSub>
+              <m:r>
+                <m:rPr>
+                  <m:sty m:val="p"/>
+                </m:rPr>
+                <m:t>)</m:t>
+              </m:r>
               <m:r>
                 <m:rPr>
                   <m:sty m:val="p"/>
@@ -8921,6 +8996,35 @@
                 <m:t>=</m:t>
               </m:r>
               <m:r>
+                <m:t>0</m:t>
+              </m:r>
+            </m:oMath>
+            <w:r>
+              <w:t xml:space="preserve">, as</w:t>
+            </w:r>
+            <w:r>
+              <w:t xml:space="preserve"> </w:t>
+            </w:r>
+            <m:oMath>
+              <m:sSub>
+                <m:e>
+                  <m:r>
+                    <m:t>z</m:t>
+                  </m:r>
+                </m:e>
+                <m:sub>
+                  <m:r>
+                    <m:t>6</m:t>
+                  </m:r>
+                </m:sub>
+              </m:sSub>
+              <m:r>
+                <m:rPr>
+                  <m:sty m:val="p"/>
+                </m:rPr>
+                <m:t>=</m:t>
+              </m:r>
+              <m:r>
                 <m:rPr>
                   <m:sty m:val="p"/>
                 </m:rPr>
@@ -8964,28 +9068,30 @@
               <w:t xml:space="preserve"> </w:t>
             </w:r>
             <m:oMath>
-              <m:d>
-                <m:dPr>
-                  <m:begChr m:val="("/>
-                  <m:sepChr m:val=""/>
-                  <m:endChr m:val=")"/>
-                  <m:grow/>
-                </m:dPr>
-                <m:e>
-                  <m:r>
-                    <m:t>2</m:t>
-                  </m:r>
-                  <m:r>
-                    <m:rPr>
-                      <m:sty m:val="p"/>
-                    </m:rPr>
-                    <m:t>,</m:t>
-                  </m:r>
-                  <m:r>
-                    <m:t>0</m:t>
-                  </m:r>
-                </m:e>
-              </m:d>
+              <m:r>
+                <m:rPr>
+                  <m:sty m:val="p"/>
+                </m:rPr>
+                <m:t>(</m:t>
+              </m:r>
+              <m:r>
+                <m:t>2</m:t>
+              </m:r>
+              <m:r>
+                <m:rPr>
+                  <m:sty m:val="p"/>
+                </m:rPr>
+                <m:t>,</m:t>
+              </m:r>
+              <m:r>
+                <m:t>0</m:t>
+              </m:r>
+              <m:r>
+                <m:rPr>
+                  <m:sty m:val="p"/>
+                </m:rPr>
+                <m:t>)</m:t>
+              </m:r>
             </m:oMath>
             <w:r>
               <w:t xml:space="preserve"> </w:t>
@@ -9049,7 +9155,7 @@
       <w:tr>
         <w:tc>
           <w:tcPr/>
-          <w:bookmarkStart w:id="68" w:name="fig-3"/>
+          <w:bookmarkStart w:id="57" w:name="fig-3"/>
           <w:p>
             <w:pPr>
               <w:pStyle w:val="Compact"/>
@@ -9060,18 +9166,18 @@
                 <wp:inline>
                   <wp:extent cx="5755521" cy="2296703"/>
                   <wp:effectExtent b="0" l="0" r="0" t="0"/>
-                  <wp:docPr descr="" title="" id="66" name="Picture"/>
+                  <wp:docPr descr="" title="" id="55" name="Picture"/>
                   <a:graphic>
                     <a:graphicData uri="http://schemas.openxmlformats.org/drawingml/2006/picture">
                       <pic:pic>
                         <pic:nvPicPr>
-                          <pic:cNvPr descr="./FiguresPNG/introtocomplex-fig3-1.png" id="67" name="Picture"/>
+                          <pic:cNvPr descr="./FiguresPNG/introtocomplex-fig3-1.png" id="56" name="Picture"/>
                           <pic:cNvPicPr>
                             <a:picLocks noChangeArrowheads="1" noChangeAspect="1"/>
                           </pic:cNvPicPr>
                         </pic:nvPicPr>
                         <pic:blipFill>
-                          <a:blip r:embed="rId65"/>
+                          <a:blip r:embed="rId54"/>
                           <a:stretch>
                             <a:fillRect/>
                           </a:stretch>
@@ -9224,12 +9330,12 @@
               <w:t xml:space="preserve">in Example 5.</w:t>
             </w:r>
           </w:p>
-          <w:bookmarkEnd w:id="68"/>
+          <w:bookmarkEnd w:id="57"/>
         </w:tc>
       </w:tr>
     </w:tbl>
-    <w:bookmarkEnd w:id="69"/>
-    <w:bookmarkStart w:id="70" w:name="quick-check-problems"/>
+    <w:bookmarkEnd w:id="58"/>
+    <w:bookmarkStart w:id="59" w:name="quick-check-problems"/>
     <w:p>
       <w:pPr>
         <w:pStyle w:val="Heading1"/>
@@ -9561,8 +9667,8 @@
         <w:t xml:space="preserve">Any real number is also a complex number.</w:t>
       </w:r>
     </w:p>
-    <w:bookmarkEnd w:id="70"/>
-    <w:bookmarkStart w:id="75" w:name="further-reading"/>
+    <w:bookmarkEnd w:id="59"/>
+    <w:bookmarkStart w:id="64" w:name="further-reading"/>
     <w:p>
       <w:pPr>
         <w:pStyle w:val="Heading1"/>
@@ -9575,7 +9681,7 @@
       <w:pPr>
         <w:pStyle w:val="FirstParagraph"/>
       </w:pPr>
-      <w:hyperlink r:id="rId71">
+      <w:hyperlink r:id="rId60">
         <w:r>
           <w:rPr>
             <w:rStyle w:val="Hyperlink"/>
@@ -9588,7 +9694,7 @@
       <w:pPr>
         <w:pStyle w:val="BodyText"/>
       </w:pPr>
-      <w:hyperlink r:id="rId72">
+      <w:hyperlink r:id="rId61">
         <w:r>
           <w:rPr>
             <w:rStyle w:val="Hyperlink"/>
@@ -9597,7 +9703,7 @@
         </w:r>
       </w:hyperlink>
     </w:p>
-    <w:bookmarkStart w:id="74" w:name="version-history"/>
+    <w:bookmarkStart w:id="63" w:name="version-history"/>
     <w:p>
       <w:pPr>
         <w:pStyle w:val="Heading2"/>
@@ -9618,7 +9724,7 @@
       <w:pPr>
         <w:pStyle w:val="BodyText"/>
       </w:pPr>
-      <w:hyperlink r:id="rId73">
+      <w:hyperlink r:id="rId62">
         <w:r>
           <w:rPr>
             <w:rStyle w:val="Hyperlink"/>
@@ -9627,8 +9733,8 @@
         </w:r>
       </w:hyperlink>
     </w:p>
-    <w:bookmarkEnd w:id="74"/>
-    <w:bookmarkEnd w:id="75"/>
+    <w:bookmarkEnd w:id="63"/>
+    <w:bookmarkEnd w:id="64"/>
     <w:sectPr>
       <w:pgSz w:h="15840" w:w="12240"/>
       <w:pgMar w:bottom="1440" w:footer="720" w:gutter="0" w:header="720" w:left="1440" w:right="1440" w:top="1440"/>
